--- a/Project_Charter_Tesis.docx
+++ b/Project_Charter_Tesis.docx
@@ -2944,6 +2944,1646 @@
         </w:tc>
       </w:tr>
     </w:tbl>
+    <w:p/>
+    <w:p>
+      <w:r>
+        <w:br w:type="page"/>
+      </w:r>
+    </w:p>
+    <w:p>
+      <w:pPr>
+        <w:pStyle w:val="Heading1"/>
+      </w:pPr>
+      <w:r>
+        <w:t>Costos del proyecto</w:t>
+      </w:r>
+    </w:p>
+    <w:p>
+      <w:pPr>
+        <w:spacing w:after="120"/>
+      </w:pPr>
+      <w:r>
+        <w:rPr>
+          <w:b w:val="0"/>
+        </w:rPr>
+        <w:t>La solución tecnológica utiliza modelos de lenguaje de gran escala (LLMs) a través de APIs de pago por uso. A continuación se detallan los precios de los modelos utilizados, el costo por componente del proceso y el costo total estimado por curso generado, con base en datos reales de ejecución del sistema.</w:t>
+      </w:r>
+    </w:p>
+    <w:p>
+      <w:pPr>
+        <w:spacing w:after="120"/>
+      </w:pPr>
+      <w:r>
+        <w:rPr>
+          <w:b/>
+        </w:rPr>
+        <w:t>Precios de los modelos LLM utilizados</w:t>
+      </w:r>
+    </w:p>
+    <w:tbl>
+      <w:tblPr>
+        <w:tblStyle w:val="TableGrid"/>
+        <w:tblW w:type="auto" w:w="0"/>
+        <w:tblLook w:firstColumn="1" w:firstRow="1" w:lastColumn="0" w:lastRow="0" w:noHBand="0" w:noVBand="1" w:val="04A0"/>
+      </w:tblPr>
+      <w:tblGrid>
+        <w:gridCol w:w="3033"/>
+        <w:gridCol w:w="3033"/>
+        <w:gridCol w:w="3033"/>
+      </w:tblGrid>
+      <w:tr>
+        <w:tc>
+          <w:tcPr>
+            <w:tcW w:type="dxa" w:w="3033"/>
+            <w:shd w:val="clear" w:color="auto" w:fill="1F3864"/>
+          </w:tcPr>
+          <w:p>
+            <w:r>
+              <w:rPr>
+                <w:b/>
+                <w:color w:val="FFFFFF"/>
+              </w:rPr>
+              <w:t>Modelo</w:t>
+            </w:r>
+          </w:p>
+        </w:tc>
+        <w:tc>
+          <w:tcPr>
+            <w:tcW w:type="dxa" w:w="3033"/>
+            <w:shd w:val="clear" w:color="auto" w:fill="1F3864"/>
+          </w:tcPr>
+          <w:p>
+            <w:r>
+              <w:rPr>
+                <w:b/>
+                <w:color w:val="FFFFFF"/>
+              </w:rPr>
+              <w:t>Precio entrada (por 1M tokens)</w:t>
+            </w:r>
+          </w:p>
+        </w:tc>
+        <w:tc>
+          <w:tcPr>
+            <w:tcW w:type="dxa" w:w="3033"/>
+            <w:shd w:val="clear" w:color="auto" w:fill="1F3864"/>
+          </w:tcPr>
+          <w:p>
+            <w:r>
+              <w:rPr>
+                <w:b/>
+                <w:color w:val="FFFFFF"/>
+              </w:rPr>
+              <w:t>Precio salida (por 1M tokens)</w:t>
+            </w:r>
+          </w:p>
+        </w:tc>
+      </w:tr>
+      <w:tr>
+        <w:tc>
+          <w:tcPr>
+            <w:tcW w:type="dxa" w:w="3033"/>
+          </w:tcPr>
+          <w:p>
+            <w:r>
+              <w:t>Gemini 2.5-flash-lite (Google)</w:t>
+            </w:r>
+          </w:p>
+        </w:tc>
+        <w:tc>
+          <w:tcPr>
+            <w:tcW w:type="dxa" w:w="3033"/>
+          </w:tcPr>
+          <w:p>
+            <w:r>
+              <w:t>$0.075 USD</w:t>
+            </w:r>
+          </w:p>
+        </w:tc>
+        <w:tc>
+          <w:tcPr>
+            <w:tcW w:type="dxa" w:w="3033"/>
+          </w:tcPr>
+          <w:p>
+            <w:r>
+              <w:t>$0.30 USD</w:t>
+            </w:r>
+          </w:p>
+        </w:tc>
+      </w:tr>
+      <w:tr>
+        <w:tc>
+          <w:tcPr>
+            <w:tcW w:type="dxa" w:w="3033"/>
+          </w:tcPr>
+          <w:p>
+            <w:r>
+              <w:t>GPT-4.1-mini (OpenAI)</w:t>
+            </w:r>
+          </w:p>
+        </w:tc>
+        <w:tc>
+          <w:tcPr>
+            <w:tcW w:type="dxa" w:w="3033"/>
+          </w:tcPr>
+          <w:p>
+            <w:r>
+              <w:t>$0.40 USD</w:t>
+            </w:r>
+          </w:p>
+        </w:tc>
+        <w:tc>
+          <w:tcPr>
+            <w:tcW w:type="dxa" w:w="3033"/>
+          </w:tcPr>
+          <w:p>
+            <w:r>
+              <w:t>$1.60 USD</w:t>
+            </w:r>
+          </w:p>
+        </w:tc>
+      </w:tr>
+    </w:tbl>
+    <w:p/>
+    <w:p>
+      <w:pPr>
+        <w:spacing w:after="120"/>
+      </w:pPr>
+      <w:r>
+        <w:rPr>
+          <w:b/>
+        </w:rPr>
+        <w:t>Costo por componente del proceso (por curso — 18 semanas)</w:t>
+      </w:r>
+    </w:p>
+    <w:tbl>
+      <w:tblPr>
+        <w:tblStyle w:val="TableGrid"/>
+        <w:tblW w:type="auto" w:w="0"/>
+        <w:tblLook w:firstColumn="1" w:firstRow="1" w:lastColumn="0" w:lastRow="0" w:noHBand="0" w:noVBand="1" w:val="04A0"/>
+      </w:tblPr>
+      <w:tblGrid>
+        <w:gridCol w:w="3033"/>
+        <w:gridCol w:w="3033"/>
+        <w:gridCol w:w="3033"/>
+      </w:tblGrid>
+      <w:tr>
+        <w:tc>
+          <w:tcPr>
+            <w:tcW w:type="dxa" w:w="3033"/>
+            <w:shd w:val="clear" w:color="auto" w:fill="1F3864"/>
+          </w:tcPr>
+          <w:p>
+            <w:r>
+              <w:rPr>
+                <w:b/>
+                <w:color w:val="FFFFFF"/>
+              </w:rPr>
+              <w:t>Componente / Agente</w:t>
+            </w:r>
+          </w:p>
+        </w:tc>
+        <w:tc>
+          <w:tcPr>
+            <w:tcW w:type="dxa" w:w="3033"/>
+            <w:shd w:val="clear" w:color="auto" w:fill="1F3864"/>
+          </w:tcPr>
+          <w:p>
+            <w:r>
+              <w:rPr>
+                <w:b/>
+                <w:color w:val="FFFFFF"/>
+              </w:rPr>
+              <w:t>Fase</w:t>
+            </w:r>
+          </w:p>
+        </w:tc>
+        <w:tc>
+          <w:tcPr>
+            <w:tcW w:type="dxa" w:w="3033"/>
+            <w:shd w:val="clear" w:color="auto" w:fill="1F3864"/>
+          </w:tcPr>
+          <w:p>
+            <w:r>
+              <w:rPr>
+                <w:b/>
+                <w:color w:val="FFFFFF"/>
+              </w:rPr>
+              <w:t>Costo estimado (USD)</w:t>
+            </w:r>
+          </w:p>
+        </w:tc>
+      </w:tr>
+      <w:tr>
+        <w:tc>
+          <w:tcPr>
+            <w:tcW w:type="dxa" w:w="3033"/>
+          </w:tcPr>
+          <w:p>
+            <w:r>
+              <w:t>KickOffAgent — parseo del acta de inicio</w:t>
+            </w:r>
+          </w:p>
+        </w:tc>
+        <w:tc>
+          <w:tcPr>
+            <w:tcW w:type="dxa" w:w="3033"/>
+          </w:tcPr>
+          <w:p>
+            <w:r>
+              <w:t>Diseño</w:t>
+            </w:r>
+          </w:p>
+        </w:tc>
+        <w:tc>
+          <w:tcPr>
+            <w:tcW w:type="dxa" w:w="3033"/>
+          </w:tcPr>
+          <w:p>
+            <w:r>
+              <w:t>$0.0004</w:t>
+            </w:r>
+          </w:p>
+        </w:tc>
+      </w:tr>
+      <w:tr>
+        <w:tc>
+          <w:tcPr>
+            <w:tcW w:type="dxa" w:w="3033"/>
+          </w:tcPr>
+          <w:p>
+            <w:r>
+              <w:t>CourseSchemaAgent — contexto del curso</w:t>
+            </w:r>
+          </w:p>
+        </w:tc>
+        <w:tc>
+          <w:tcPr>
+            <w:tcW w:type="dxa" w:w="3033"/>
+          </w:tcPr>
+          <w:p>
+            <w:r>
+              <w:t>Diseño</w:t>
+            </w:r>
+          </w:p>
+        </w:tc>
+        <w:tc>
+          <w:tcPr>
+            <w:tcW w:type="dxa" w:w="3033"/>
+          </w:tcPr>
+          <w:p>
+            <w:r>
+              <w:t>$0.0001</w:t>
+            </w:r>
+          </w:p>
+        </w:tc>
+      </w:tr>
+      <w:tr>
+        <w:tc>
+          <w:tcPr>
+            <w:tcW w:type="dxa" w:w="3033"/>
+          </w:tcPr>
+          <w:p>
+            <w:r>
+              <w:t>UniteSchemaSubAgent — esquema por unidad</w:t>
+            </w:r>
+          </w:p>
+        </w:tc>
+        <w:tc>
+          <w:tcPr>
+            <w:tcW w:type="dxa" w:w="3033"/>
+          </w:tcPr>
+          <w:p>
+            <w:r>
+              <w:t>Diseño</w:t>
+            </w:r>
+          </w:p>
+        </w:tc>
+        <w:tc>
+          <w:tcPr>
+            <w:tcW w:type="dxa" w:w="3033"/>
+          </w:tcPr>
+          <w:p>
+            <w:r>
+              <w:t>$0.0037</w:t>
+            </w:r>
+          </w:p>
+        </w:tc>
+      </w:tr>
+      <w:tr>
+        <w:tc>
+          <w:tcPr>
+            <w:tcW w:type="dxa" w:w="3033"/>
+          </w:tcPr>
+          <w:p>
+            <w:r>
+              <w:t>SyllabusActivityClassifier — clasificación</w:t>
+            </w:r>
+          </w:p>
+        </w:tc>
+        <w:tc>
+          <w:tcPr>
+            <w:tcW w:type="dxa" w:w="3033"/>
+          </w:tcPr>
+          <w:p>
+            <w:r>
+              <w:t>Diseño</w:t>
+            </w:r>
+          </w:p>
+        </w:tc>
+        <w:tc>
+          <w:tcPr>
+            <w:tcW w:type="dxa" w:w="3033"/>
+          </w:tcPr>
+          <w:p>
+            <w:r>
+              <w:t>$0.0017</w:t>
+            </w:r>
+          </w:p>
+        </w:tc>
+      </w:tr>
+      <w:tr>
+        <w:tc>
+          <w:tcPr>
+            <w:tcW w:type="dxa" w:w="3033"/>
+          </w:tcPr>
+          <w:p>
+            <w:r>
+              <w:t>UniteSchemaSubAgent — actividades</w:t>
+            </w:r>
+          </w:p>
+        </w:tc>
+        <w:tc>
+          <w:tcPr>
+            <w:tcW w:type="dxa" w:w="3033"/>
+          </w:tcPr>
+          <w:p>
+            <w:r>
+              <w:t>Diseño</w:t>
+            </w:r>
+          </w:p>
+        </w:tc>
+        <w:tc>
+          <w:tcPr>
+            <w:tcW w:type="dxa" w:w="3033"/>
+          </w:tcPr>
+          <w:p>
+            <w:r>
+              <w:t>$0.0019</w:t>
+            </w:r>
+          </w:p>
+        </w:tc>
+      </w:tr>
+      <w:tr>
+        <w:tc>
+          <w:tcPr>
+            <w:tcW w:type="dxa" w:w="3033"/>
+          </w:tcPr>
+          <w:p>
+            <w:r>
+              <w:t>IpesAgent — one_step_schema_recursos (18 sem.)</w:t>
+            </w:r>
+          </w:p>
+        </w:tc>
+        <w:tc>
+          <w:tcPr>
+            <w:tcW w:type="dxa" w:w="3033"/>
+          </w:tcPr>
+          <w:p>
+            <w:r>
+              <w:t>Generación</w:t>
+            </w:r>
+          </w:p>
+        </w:tc>
+        <w:tc>
+          <w:tcPr>
+            <w:tcW w:type="dxa" w:w="3033"/>
+          </w:tcPr>
+          <w:p>
+            <w:r>
+              <w:t>$0.0045</w:t>
+            </w:r>
+          </w:p>
+        </w:tc>
+      </w:tr>
+      <w:tr>
+        <w:tc>
+          <w:tcPr>
+            <w:tcW w:type="dxa" w:w="3033"/>
+          </w:tcPr>
+          <w:p>
+            <w:r>
+              <w:t>IpesAgent — one_step_introduccion (18 sem.)</w:t>
+            </w:r>
+          </w:p>
+        </w:tc>
+        <w:tc>
+          <w:tcPr>
+            <w:tcW w:type="dxa" w:w="3033"/>
+          </w:tcPr>
+          <w:p>
+            <w:r>
+              <w:t>Generación</w:t>
+            </w:r>
+          </w:p>
+        </w:tc>
+        <w:tc>
+          <w:tcPr>
+            <w:tcW w:type="dxa" w:w="3033"/>
+          </w:tcPr>
+          <w:p>
+            <w:r>
+              <w:t>$0.0043</w:t>
+            </w:r>
+          </w:p>
+        </w:tc>
+      </w:tr>
+      <w:tr>
+        <w:tc>
+          <w:tcPr>
+            <w:tcW w:type="dxa" w:w="3033"/>
+          </w:tcPr>
+          <w:p>
+            <w:r>
+              <w:t>IpesAgent — one_step_presentaciones (18 sem.)</w:t>
+            </w:r>
+          </w:p>
+        </w:tc>
+        <w:tc>
+          <w:tcPr>
+            <w:tcW w:type="dxa" w:w="3033"/>
+          </w:tcPr>
+          <w:p>
+            <w:r>
+              <w:t>Generación</w:t>
+            </w:r>
+          </w:p>
+        </w:tc>
+        <w:tc>
+          <w:tcPr>
+            <w:tcW w:type="dxa" w:w="3033"/>
+          </w:tcPr>
+          <w:p>
+            <w:r>
+              <w:t>$0.0053</w:t>
+            </w:r>
+          </w:p>
+        </w:tc>
+      </w:tr>
+      <w:tr>
+        <w:tc>
+          <w:tcPr>
+            <w:tcW w:type="dxa" w:w="3033"/>
+          </w:tcPr>
+          <w:p>
+            <w:r>
+              <w:t>IpesAgent — one_step_ejercicios (18 sem.)</w:t>
+            </w:r>
+          </w:p>
+        </w:tc>
+        <w:tc>
+          <w:tcPr>
+            <w:tcW w:type="dxa" w:w="3033"/>
+          </w:tcPr>
+          <w:p>
+            <w:r>
+              <w:t>Generación</w:t>
+            </w:r>
+          </w:p>
+        </w:tc>
+        <w:tc>
+          <w:tcPr>
+            <w:tcW w:type="dxa" w:w="3033"/>
+          </w:tcPr>
+          <w:p>
+            <w:r>
+              <w:t>$0.0027</w:t>
+            </w:r>
+          </w:p>
+        </w:tc>
+      </w:tr>
+      <w:tr>
+        <w:tc>
+          <w:tcPr>
+            <w:tcW w:type="dxa" w:w="3033"/>
+          </w:tcPr>
+          <w:p>
+            <w:r>
+              <w:t>CheckIpesAgent — QA del contenido</w:t>
+            </w:r>
+          </w:p>
+        </w:tc>
+        <w:tc>
+          <w:tcPr>
+            <w:tcW w:type="dxa" w:w="3033"/>
+          </w:tcPr>
+          <w:p>
+            <w:r>
+              <w:t>Aseguramiento</w:t>
+            </w:r>
+          </w:p>
+        </w:tc>
+        <w:tc>
+          <w:tcPr>
+            <w:tcW w:type="dxa" w:w="3033"/>
+          </w:tcPr>
+          <w:p>
+            <w:r>
+              <w:t>$0.0002</w:t>
+            </w:r>
+          </w:p>
+        </w:tc>
+      </w:tr>
+      <w:tr>
+        <w:tc>
+          <w:tcPr>
+            <w:tcW w:type="dxa" w:w="3033"/>
+          </w:tcPr>
+          <w:p>
+            <w:r>
+              <w:rPr>
+                <w:b/>
+              </w:rPr>
+              <w:t>TOTAL IPES (sin material base)</w:t>
+            </w:r>
+          </w:p>
+        </w:tc>
+        <w:tc>
+          <w:tcPr>
+            <w:tcW w:type="dxa" w:w="3033"/>
+          </w:tcPr>
+          <w:p>
+            <w:r>
+              <w:rPr>
+                <w:b/>
+              </w:rPr>
+            </w:r>
+          </w:p>
+        </w:tc>
+        <w:tc>
+          <w:tcPr>
+            <w:tcW w:type="dxa" w:w="3033"/>
+          </w:tcPr>
+          <w:p>
+            <w:r>
+              <w:rPr>
+                <w:b/>
+              </w:rPr>
+              <w:t>~$0.025 USD</w:t>
+            </w:r>
+          </w:p>
+        </w:tc>
+      </w:tr>
+    </w:tbl>
+    <w:p/>
+    <w:p>
+      <w:pPr>
+        <w:spacing w:after="120"/>
+      </w:pPr>
+      <w:r>
+        <w:rPr>
+          <w:b/>
+        </w:rPr>
+        <w:t>Comparativa de costo: proceso manual vs. solución IA</w:t>
+      </w:r>
+    </w:p>
+    <w:tbl>
+      <w:tblPr>
+        <w:tblStyle w:val="TableGrid"/>
+        <w:tblW w:type="auto" w:w="0"/>
+        <w:tblLook w:firstColumn="1" w:firstRow="1" w:lastColumn="0" w:lastRow="0" w:noHBand="0" w:noVBand="1" w:val="04A0"/>
+      </w:tblPr>
+      <w:tblGrid>
+        <w:gridCol w:w="3033"/>
+        <w:gridCol w:w="3033"/>
+        <w:gridCol w:w="3033"/>
+      </w:tblGrid>
+      <w:tr>
+        <w:tc>
+          <w:tcPr>
+            <w:tcW w:type="dxa" w:w="3033"/>
+            <w:shd w:val="clear" w:color="auto" w:fill="1F3864"/>
+          </w:tcPr>
+          <w:p>
+            <w:r>
+              <w:rPr>
+                <w:b/>
+                <w:color w:val="FFFFFF"/>
+              </w:rPr>
+              <w:t>Proceso</w:t>
+            </w:r>
+          </w:p>
+        </w:tc>
+        <w:tc>
+          <w:tcPr>
+            <w:tcW w:type="dxa" w:w="3033"/>
+            <w:shd w:val="clear" w:color="auto" w:fill="1F3864"/>
+          </w:tcPr>
+          <w:p>
+            <w:r>
+              <w:rPr>
+                <w:b/>
+                <w:color w:val="FFFFFF"/>
+              </w:rPr>
+              <w:t>Tiempo / Costo estimado</w:t>
+            </w:r>
+          </w:p>
+        </w:tc>
+        <w:tc>
+          <w:tcPr>
+            <w:tcW w:type="dxa" w:w="3033"/>
+            <w:shd w:val="clear" w:color="auto" w:fill="1F3864"/>
+          </w:tcPr>
+          <w:p>
+            <w:r>
+              <w:rPr>
+                <w:b/>
+                <w:color w:val="FFFFFF"/>
+              </w:rPr>
+              <w:t>Observaciones</w:t>
+            </w:r>
+          </w:p>
+        </w:tc>
+      </w:tr>
+      <w:tr>
+        <w:tc>
+          <w:tcPr>
+            <w:tcW w:type="dxa" w:w="3033"/>
+          </w:tcPr>
+          <w:p>
+            <w:r>
+              <w:t>Manual (docente virtualizador)</w:t>
+            </w:r>
+          </w:p>
+        </w:tc>
+        <w:tc>
+          <w:tcPr>
+            <w:tcW w:type="dxa" w:w="3033"/>
+          </w:tcPr>
+          <w:p>
+            <w:r>
+              <w:t>~2 a 3 semanas × tarifa por hora</w:t>
+            </w:r>
+          </w:p>
+        </w:tc>
+        <w:tc>
+          <w:tcPr>
+            <w:tcW w:type="dxa" w:w="3033"/>
+          </w:tcPr>
+          <w:p>
+            <w:r>
+              <w:t>Costo variable según volumen; no escalable sin incremento proporcional de horas.</w:t>
+            </w:r>
+          </w:p>
+        </w:tc>
+      </w:tr>
+      <w:tr>
+        <w:tc>
+          <w:tcPr>
+            <w:tcW w:type="dxa" w:w="3033"/>
+          </w:tcPr>
+          <w:p>
+            <w:r>
+              <w:t>Solución IA (Gemini 2.5-flash-lite)</w:t>
+            </w:r>
+          </w:p>
+        </w:tc>
+        <w:tc>
+          <w:tcPr>
+            <w:tcW w:type="dxa" w:w="3033"/>
+          </w:tcPr>
+          <w:p>
+            <w:r>
+              <w:t>~$0.025 USD por curso (IPES)</w:t>
+              <w:br/>
+              <w:t>~$0.064 USD por curso (flujo completo)</w:t>
+            </w:r>
+          </w:p>
+        </w:tc>
+        <w:tc>
+          <w:tcPr>
+            <w:tcW w:type="dxa" w:w="3033"/>
+          </w:tcPr>
+          <w:p>
+            <w:r>
+              <w:t>Costo fijo por ejecución, independiente del número de cursos procesados en paralelo.</w:t>
+            </w:r>
+          </w:p>
+        </w:tc>
+      </w:tr>
+    </w:tbl>
+    <w:p>
+      <w:pPr>
+        <w:spacing w:after="120"/>
+      </w:pPr>
+      <w:r>
+        <w:rPr>
+          <w:b w:val="0"/>
+        </w:rPr>
+        <w:t>Nota: Los costos presentados se basan en datos reales obtenidos del registro de tokens del sistema (token_usage.jsonl), correspondientes a 566 llamadas de ejecución. El costo de $0.025 USD corresponde únicamente a la generación de materiales IPES (Introducción, Presentaciones y Ejercicios). El costo de $0.064 USD incluye adicionalmente la generación del material base de referencia (genera_material_base), que es opcional en el flujo de producción.</w:t>
+      </w:r>
+    </w:p>
+    <w:p/>
+    <w:p>
+      <w:r>
+        <w:br w:type="page"/>
+      </w:r>
+    </w:p>
+    <w:p>
+      <w:pPr>
+        <w:pStyle w:val="Heading1"/>
+      </w:pPr>
+      <w:r>
+        <w:t>Cronograma del proyecto</w:t>
+      </w:r>
+    </w:p>
+    <w:p>
+      <w:pPr>
+        <w:spacing w:after="120"/>
+      </w:pPr>
+      <w:r>
+        <w:rPr>
+          <w:b w:val="0"/>
+        </w:rPr>
+        <w:t>El proyecto se ejecutará entre mayo y septiembre de 2026, organizado en cuatro fases alineadas a los objetivos específicos del trabajo de suficiencia profesional. Cada fase se desarrolla en sprints de dos semanas siguiendo la metodología Scrum.</w:t>
+      </w:r>
+    </w:p>
+    <w:tbl>
+      <w:tblPr>
+        <w:tblStyle w:val="TableGrid"/>
+        <w:tblW w:type="auto" w:w="0"/>
+        <w:tblLook w:firstColumn="1" w:firstRow="1" w:lastColumn="0" w:lastRow="0" w:noHBand="0" w:noVBand="1" w:val="04A0"/>
+      </w:tblPr>
+      <w:tblGrid>
+        <w:gridCol w:w="1820"/>
+        <w:gridCol w:w="1820"/>
+        <w:gridCol w:w="1820"/>
+        <w:gridCol w:w="1820"/>
+        <w:gridCol w:w="1820"/>
+      </w:tblGrid>
+      <w:tr>
+        <w:tc>
+          <w:tcPr>
+            <w:tcW w:type="dxa" w:w="1820"/>
+            <w:shd w:val="clear" w:color="auto" w:fill="1F3864"/>
+          </w:tcPr>
+          <w:p>
+            <w:r>
+              <w:rPr>
+                <w:b/>
+                <w:color w:val="FFFFFF"/>
+              </w:rPr>
+              <w:t>Sprint</w:t>
+            </w:r>
+          </w:p>
+        </w:tc>
+        <w:tc>
+          <w:tcPr>
+            <w:tcW w:type="dxa" w:w="1820"/>
+            <w:shd w:val="clear" w:color="auto" w:fill="1F3864"/>
+          </w:tcPr>
+          <w:p>
+            <w:r>
+              <w:rPr>
+                <w:b/>
+                <w:color w:val="FFFFFF"/>
+              </w:rPr>
+              <w:t>Período</w:t>
+            </w:r>
+          </w:p>
+        </w:tc>
+        <w:tc>
+          <w:tcPr>
+            <w:tcW w:type="dxa" w:w="1820"/>
+            <w:shd w:val="clear" w:color="auto" w:fill="1F3864"/>
+          </w:tcPr>
+          <w:p>
+            <w:r>
+              <w:rPr>
+                <w:b/>
+                <w:color w:val="FFFFFF"/>
+              </w:rPr>
+              <w:t>Fase / OE</w:t>
+            </w:r>
+          </w:p>
+        </w:tc>
+        <w:tc>
+          <w:tcPr>
+            <w:tcW w:type="dxa" w:w="1820"/>
+            <w:shd w:val="clear" w:color="auto" w:fill="1F3864"/>
+          </w:tcPr>
+          <w:p>
+            <w:r>
+              <w:rPr>
+                <w:b/>
+                <w:color w:val="FFFFFF"/>
+              </w:rPr>
+              <w:t>Actividades principales</w:t>
+            </w:r>
+          </w:p>
+        </w:tc>
+        <w:tc>
+          <w:tcPr>
+            <w:tcW w:type="dxa" w:w="1820"/>
+            <w:shd w:val="clear" w:color="auto" w:fill="1F3864"/>
+          </w:tcPr>
+          <w:p>
+            <w:r>
+              <w:rPr>
+                <w:b/>
+                <w:color w:val="FFFFFF"/>
+              </w:rPr>
+              <w:t>Entregable</w:t>
+            </w:r>
+          </w:p>
+        </w:tc>
+      </w:tr>
+      <w:tr>
+        <w:tc>
+          <w:tcPr>
+            <w:tcW w:type="dxa" w:w="1820"/>
+          </w:tcPr>
+          <w:p>
+            <w:r>
+              <w:t>Sprint 1</w:t>
+            </w:r>
+          </w:p>
+        </w:tc>
+        <w:tc>
+          <w:tcPr>
+            <w:tcW w:type="dxa" w:w="1820"/>
+          </w:tcPr>
+          <w:p>
+            <w:r>
+              <w:t>May 05 – May 18</w:t>
+            </w:r>
+          </w:p>
+        </w:tc>
+        <w:tc>
+          <w:tcPr>
+            <w:tcW w:type="dxa" w:w="1820"/>
+          </w:tcPr>
+          <w:p>
+            <w:r>
+              <w:t>OE1 — Análisis</w:t>
+            </w:r>
+          </w:p>
+        </w:tc>
+        <w:tc>
+          <w:tcPr>
+            <w:tcW w:type="dxa" w:w="1820"/>
+          </w:tcPr>
+          <w:p>
+            <w:r>
+              <w:t>Revisión bibliográfica de LLMs en educación.</w:t>
+              <w:br/>
+              <w:t>Análisis de tecnologías: GPT-4.1-mini, Gemini 2.5-flash-lite, LangGraph.</w:t>
+            </w:r>
+          </w:p>
+        </w:tc>
+        <w:tc>
+          <w:tcPr>
+            <w:tcW w:type="dxa" w:w="1820"/>
+          </w:tcPr>
+          <w:p>
+            <w:r>
+              <w:t>Informe de análisis de tecnologías (borrador)</w:t>
+            </w:r>
+          </w:p>
+        </w:tc>
+      </w:tr>
+      <w:tr>
+        <w:tc>
+          <w:tcPr>
+            <w:tcW w:type="dxa" w:w="1820"/>
+          </w:tcPr>
+          <w:p>
+            <w:r>
+              <w:t>Sprint 2</w:t>
+            </w:r>
+          </w:p>
+        </w:tc>
+        <w:tc>
+          <w:tcPr>
+            <w:tcW w:type="dxa" w:w="1820"/>
+          </w:tcPr>
+          <w:p>
+            <w:r>
+              <w:t>May 19 – Jun 01</w:t>
+            </w:r>
+          </w:p>
+        </w:tc>
+        <w:tc>
+          <w:tcPr>
+            <w:tcW w:type="dxa" w:w="1820"/>
+          </w:tcPr>
+          <w:p>
+            <w:r>
+              <w:t>OE1 — Análisis</w:t>
+            </w:r>
+          </w:p>
+        </w:tc>
+        <w:tc>
+          <w:tcPr>
+            <w:tcW w:type="dxa" w:w="1820"/>
+          </w:tcPr>
+          <w:p>
+            <w:r>
+              <w:t>Análisis del proceso actual de virtualización.</w:t>
+              <w:br/>
+              <w:t>Documentación del problema y antecedentes.</w:t>
+            </w:r>
+          </w:p>
+        </w:tc>
+        <w:tc>
+          <w:tcPr>
+            <w:tcW w:type="dxa" w:w="1820"/>
+          </w:tcPr>
+          <w:p>
+            <w:r>
+              <w:t>Informe de análisis aprobado (IE1)</w:t>
+            </w:r>
+          </w:p>
+        </w:tc>
+      </w:tr>
+      <w:tr>
+        <w:tc>
+          <w:tcPr>
+            <w:tcW w:type="dxa" w:w="1820"/>
+          </w:tcPr>
+          <w:p>
+            <w:r>
+              <w:t>Sprint 3</w:t>
+            </w:r>
+          </w:p>
+        </w:tc>
+        <w:tc>
+          <w:tcPr>
+            <w:tcW w:type="dxa" w:w="1820"/>
+          </w:tcPr>
+          <w:p>
+            <w:r>
+              <w:t>Jun 02 – Jun 15</w:t>
+            </w:r>
+          </w:p>
+        </w:tc>
+        <w:tc>
+          <w:tcPr>
+            <w:tcW w:type="dxa" w:w="1820"/>
+          </w:tcPr>
+          <w:p>
+            <w:r>
+              <w:t>OE2 — Diseño</w:t>
+            </w:r>
+          </w:p>
+        </w:tc>
+        <w:tc>
+          <w:tcPr>
+            <w:tcW w:type="dxa" w:w="1820"/>
+          </w:tcPr>
+          <w:p>
+            <w:r>
+              <w:t>Diseño de la arquitectura multi-agente.</w:t>
+              <w:br/>
+              <w:t>Definición de fases: Diseño, Aseguramiento, Generación.</w:t>
+            </w:r>
+          </w:p>
+        </w:tc>
+        <w:tc>
+          <w:tcPr>
+            <w:tcW w:type="dxa" w:w="1820"/>
+          </w:tcPr>
+          <w:p>
+            <w:r>
+              <w:t>Diagrama de arquitectura (borrador)</w:t>
+            </w:r>
+          </w:p>
+        </w:tc>
+      </w:tr>
+      <w:tr>
+        <w:tc>
+          <w:tcPr>
+            <w:tcW w:type="dxa" w:w="1820"/>
+          </w:tcPr>
+          <w:p>
+            <w:r>
+              <w:t>Sprint 4</w:t>
+            </w:r>
+          </w:p>
+        </w:tc>
+        <w:tc>
+          <w:tcPr>
+            <w:tcW w:type="dxa" w:w="1820"/>
+          </w:tcPr>
+          <w:p>
+            <w:r>
+              <w:t>Jun 16 – Jun 29</w:t>
+            </w:r>
+          </w:p>
+        </w:tc>
+        <w:tc>
+          <w:tcPr>
+            <w:tcW w:type="dxa" w:w="1820"/>
+          </w:tcPr>
+          <w:p>
+            <w:r>
+              <w:t>OE2 — Diseño</w:t>
+            </w:r>
+          </w:p>
+        </w:tc>
+        <w:tc>
+          <w:tcPr>
+            <w:tcW w:type="dxa" w:w="1820"/>
+          </w:tcPr>
+          <w:p>
+            <w:r>
+              <w:t>Diseño detallado de agentes: KickOffAgent, CourseSchemaAgent, IpesAgent, CheckIpesAgent.</w:t>
+              <w:br/>
+              <w:t>Diagramas de flujo del proceso.</w:t>
+            </w:r>
+          </w:p>
+        </w:tc>
+        <w:tc>
+          <w:tcPr>
+            <w:tcW w:type="dxa" w:w="1820"/>
+          </w:tcPr>
+          <w:p>
+            <w:r>
+              <w:t>Arquitectura aprobada (IE2)</w:t>
+            </w:r>
+          </w:p>
+        </w:tc>
+      </w:tr>
+      <w:tr>
+        <w:tc>
+          <w:tcPr>
+            <w:tcW w:type="dxa" w:w="1820"/>
+          </w:tcPr>
+          <w:p>
+            <w:r>
+              <w:t>Sprint 5</w:t>
+            </w:r>
+          </w:p>
+        </w:tc>
+        <w:tc>
+          <w:tcPr>
+            <w:tcW w:type="dxa" w:w="1820"/>
+          </w:tcPr>
+          <w:p>
+            <w:r>
+              <w:t>Jun 30 – Jul 13</w:t>
+            </w:r>
+          </w:p>
+        </w:tc>
+        <w:tc>
+          <w:tcPr>
+            <w:tcW w:type="dxa" w:w="1820"/>
+          </w:tcPr>
+          <w:p>
+            <w:r>
+              <w:t>OE3 — Implementación</w:t>
+            </w:r>
+          </w:p>
+        </w:tc>
+        <w:tc>
+          <w:tcPr>
+            <w:tcW w:type="dxa" w:w="1820"/>
+          </w:tcPr>
+          <w:p>
+            <w:r>
+              <w:t>Implementación de KickOffAgent y SyllabusActivityClassifier.</w:t>
+              <w:br/>
+              <w:t>Pruebas unitarias de parseo de documentos de entrada.</w:t>
+            </w:r>
+          </w:p>
+        </w:tc>
+        <w:tc>
+          <w:tcPr>
+            <w:tcW w:type="dxa" w:w="1820"/>
+          </w:tcPr>
+          <w:p>
+            <w:r>
+              <w:t>Agentes de diseño funcionales</w:t>
+            </w:r>
+          </w:p>
+        </w:tc>
+      </w:tr>
+      <w:tr>
+        <w:tc>
+          <w:tcPr>
+            <w:tcW w:type="dxa" w:w="1820"/>
+          </w:tcPr>
+          <w:p>
+            <w:r>
+              <w:t>Sprint 6</w:t>
+            </w:r>
+          </w:p>
+        </w:tc>
+        <w:tc>
+          <w:tcPr>
+            <w:tcW w:type="dxa" w:w="1820"/>
+          </w:tcPr>
+          <w:p>
+            <w:r>
+              <w:t>Jul 14 – Jul 27</w:t>
+            </w:r>
+          </w:p>
+        </w:tc>
+        <w:tc>
+          <w:tcPr>
+            <w:tcW w:type="dxa" w:w="1820"/>
+          </w:tcPr>
+          <w:p>
+            <w:r>
+              <w:t>OE3 — Implementación</w:t>
+            </w:r>
+          </w:p>
+        </w:tc>
+        <w:tc>
+          <w:tcPr>
+            <w:tcW w:type="dxa" w:w="1820"/>
+          </w:tcPr>
+          <w:p>
+            <w:r>
+              <w:t>Implementación de CourseSchemaAgent y UniteSchemaSubAgent.</w:t>
+              <w:br/>
+              <w:t>Pruebas con sílabos reales.</w:t>
+            </w:r>
+          </w:p>
+        </w:tc>
+        <w:tc>
+          <w:tcPr>
+            <w:tcW w:type="dxa" w:w="1820"/>
+          </w:tcPr>
+          <w:p>
+            <w:r>
+              <w:t>Fase Diseño implementada</w:t>
+            </w:r>
+          </w:p>
+        </w:tc>
+      </w:tr>
+      <w:tr>
+        <w:tc>
+          <w:tcPr>
+            <w:tcW w:type="dxa" w:w="1820"/>
+          </w:tcPr>
+          <w:p>
+            <w:r>
+              <w:t>Sprint 7</w:t>
+            </w:r>
+          </w:p>
+        </w:tc>
+        <w:tc>
+          <w:tcPr>
+            <w:tcW w:type="dxa" w:w="1820"/>
+          </w:tcPr>
+          <w:p>
+            <w:r>
+              <w:t>Jul 28 – Aug 10</w:t>
+            </w:r>
+          </w:p>
+        </w:tc>
+        <w:tc>
+          <w:tcPr>
+            <w:tcW w:type="dxa" w:w="1820"/>
+          </w:tcPr>
+          <w:p>
+            <w:r>
+              <w:t>OE3 — Implementación</w:t>
+            </w:r>
+          </w:p>
+        </w:tc>
+        <w:tc>
+          <w:tcPr>
+            <w:tcW w:type="dxa" w:w="1820"/>
+          </w:tcPr>
+          <w:p>
+            <w:r>
+              <w:t>Implementación de IpesAgent (Introducción, Presentaciones, Ejercicios).</w:t>
+              <w:br/>
+              <w:t>Implementación de CheckIpesAgent y TimeRevisor.</w:t>
+            </w:r>
+          </w:p>
+        </w:tc>
+        <w:tc>
+          <w:tcPr>
+            <w:tcW w:type="dxa" w:w="1820"/>
+          </w:tcPr>
+          <w:p>
+            <w:r>
+              <w:t>Fase Generación implementada</w:t>
+            </w:r>
+          </w:p>
+        </w:tc>
+      </w:tr>
+      <w:tr>
+        <w:tc>
+          <w:tcPr>
+            <w:tcW w:type="dxa" w:w="1820"/>
+          </w:tcPr>
+          <w:p>
+            <w:r>
+              <w:t>Sprint 8</w:t>
+            </w:r>
+          </w:p>
+        </w:tc>
+        <w:tc>
+          <w:tcPr>
+            <w:tcW w:type="dxa" w:w="1820"/>
+          </w:tcPr>
+          <w:p>
+            <w:r>
+              <w:t>Aug 11 – Aug 24</w:t>
+            </w:r>
+          </w:p>
+        </w:tc>
+        <w:tc>
+          <w:tcPr>
+            <w:tcW w:type="dxa" w:w="1820"/>
+          </w:tcPr>
+          <w:p>
+            <w:r>
+              <w:t>OE3 — Validación</w:t>
+            </w:r>
+          </w:p>
+        </w:tc>
+        <w:tc>
+          <w:tcPr>
+            <w:tcW w:type="dxa" w:w="1820"/>
+          </w:tcPr>
+          <w:p>
+            <w:r>
+              <w:t>Ejecución del sistema con cursos de prueba.</w:t>
+              <w:br/>
+              <w:t>Evaluación del contenido por docentes revisores mediante rúbrica de calidad.</w:t>
+            </w:r>
+          </w:p>
+        </w:tc>
+        <w:tc>
+          <w:tcPr>
+            <w:tcW w:type="dxa" w:w="1820"/>
+          </w:tcPr>
+          <w:p>
+            <w:r>
+              <w:t>Resultados de validación (borrador)</w:t>
+            </w:r>
+          </w:p>
+        </w:tc>
+      </w:tr>
+      <w:tr>
+        <w:tc>
+          <w:tcPr>
+            <w:tcW w:type="dxa" w:w="1820"/>
+          </w:tcPr>
+          <w:p>
+            <w:r>
+              <w:t>Sprint 9</w:t>
+            </w:r>
+          </w:p>
+        </w:tc>
+        <w:tc>
+          <w:tcPr>
+            <w:tcW w:type="dxa" w:w="1820"/>
+          </w:tcPr>
+          <w:p>
+            <w:r>
+              <w:t>Aug 25 – Sep 07</w:t>
+            </w:r>
+          </w:p>
+        </w:tc>
+        <w:tc>
+          <w:tcPr>
+            <w:tcW w:type="dxa" w:w="1820"/>
+          </w:tcPr>
+          <w:p>
+            <w:r>
+              <w:t>OE3 — Validación</w:t>
+            </w:r>
+          </w:p>
+        </w:tc>
+        <w:tc>
+          <w:tcPr>
+            <w:tcW w:type="dxa" w:w="1820"/>
+          </w:tcPr>
+          <w:p>
+            <w:r>
+              <w:t>Análisis comparativo: tiempo y costo IA vs. proceso manual.</w:t>
+              <w:br/>
+              <w:t>Ajustes finales a los agentes según retroalimentación de revisores.</w:t>
+            </w:r>
+          </w:p>
+        </w:tc>
+        <w:tc>
+          <w:tcPr>
+            <w:tcW w:type="dxa" w:w="1820"/>
+          </w:tcPr>
+          <w:p>
+            <w:r>
+              <w:t>Validación aprobada (IE3)</w:t>
+            </w:r>
+          </w:p>
+        </w:tc>
+      </w:tr>
+      <w:tr>
+        <w:tc>
+          <w:tcPr>
+            <w:tcW w:type="dxa" w:w="1820"/>
+          </w:tcPr>
+          <w:p>
+            <w:r>
+              <w:t>Sprint 10</w:t>
+            </w:r>
+          </w:p>
+        </w:tc>
+        <w:tc>
+          <w:tcPr>
+            <w:tcW w:type="dxa" w:w="1820"/>
+          </w:tcPr>
+          <w:p>
+            <w:r>
+              <w:t>Sep 08 – Sep 21</w:t>
+            </w:r>
+          </w:p>
+        </w:tc>
+        <w:tc>
+          <w:tcPr>
+            <w:tcW w:type="dxa" w:w="1820"/>
+          </w:tcPr>
+          <w:p>
+            <w:r>
+              <w:t>OE4 — Continuidad</w:t>
+            </w:r>
+          </w:p>
+        </w:tc>
+        <w:tc>
+          <w:tcPr>
+            <w:tcW w:type="dxa" w:w="1820"/>
+          </w:tcPr>
+          <w:p>
+            <w:r>
+              <w:t>Elaboración del plan de continuidad: roles de soporte, niveles de servicio, gestión de riesgos.</w:t>
+            </w:r>
+          </w:p>
+        </w:tc>
+        <w:tc>
+          <w:tcPr>
+            <w:tcW w:type="dxa" w:w="1820"/>
+          </w:tcPr>
+          <w:p>
+            <w:r>
+              <w:t>Plan de continuidad (borrador)</w:t>
+            </w:r>
+          </w:p>
+        </w:tc>
+      </w:tr>
+      <w:tr>
+        <w:tc>
+          <w:tcPr>
+            <w:tcW w:type="dxa" w:w="1820"/>
+          </w:tcPr>
+          <w:p>
+            <w:r>
+              <w:t>Sprint 11</w:t>
+            </w:r>
+          </w:p>
+        </w:tc>
+        <w:tc>
+          <w:tcPr>
+            <w:tcW w:type="dxa" w:w="1820"/>
+          </w:tcPr>
+          <w:p>
+            <w:r>
+              <w:t>Sep 22 – Sep 30</w:t>
+            </w:r>
+          </w:p>
+        </w:tc>
+        <w:tc>
+          <w:tcPr>
+            <w:tcW w:type="dxa" w:w="1820"/>
+          </w:tcPr>
+          <w:p>
+            <w:r>
+              <w:t>OE4 — Continuidad</w:t>
+            </w:r>
+          </w:p>
+        </w:tc>
+        <w:tc>
+          <w:tcPr>
+            <w:tcW w:type="dxa" w:w="1820"/>
+          </w:tcPr>
+          <w:p>
+            <w:r>
+              <w:t>Revisión final del plan de continuidad.</w:t>
+              <w:br/>
+              <w:t>Cierre de documentación del trabajo de suficiencia.</w:t>
+            </w:r>
+          </w:p>
+        </w:tc>
+        <w:tc>
+          <w:tcPr>
+            <w:tcW w:type="dxa" w:w="1820"/>
+          </w:tcPr>
+          <w:p>
+            <w:r>
+              <w:t>Plan de continuidad aprobado (IE4)</w:t>
+            </w:r>
+          </w:p>
+        </w:tc>
+      </w:tr>
+      <w:tr>
+        <w:tc>
+          <w:tcPr>
+            <w:tcW w:type="dxa" w:w="1820"/>
+          </w:tcPr>
+          <w:p>
+            <w:r>
+              <w:t>Cierre</w:t>
+            </w:r>
+          </w:p>
+        </w:tc>
+        <w:tc>
+          <w:tcPr>
+            <w:tcW w:type="dxa" w:w="1820"/>
+          </w:tcPr>
+          <w:p>
+            <w:r>
+              <w:t>Octubre 2026</w:t>
+            </w:r>
+          </w:p>
+        </w:tc>
+        <w:tc>
+          <w:tcPr>
+            <w:tcW w:type="dxa" w:w="1820"/>
+          </w:tcPr>
+          <w:p>
+            <w:r>
+              <w:t>Entrega final</w:t>
+            </w:r>
+          </w:p>
+        </w:tc>
+        <w:tc>
+          <w:tcPr>
+            <w:tcW w:type="dxa" w:w="1820"/>
+          </w:tcPr>
+          <w:p>
+            <w:r>
+              <w:t>Consolidación del informe final.</w:t>
+              <w:br/>
+              <w:t>Presentación ante el asesor académico.</w:t>
+            </w:r>
+          </w:p>
+        </w:tc>
+        <w:tc>
+          <w:tcPr>
+            <w:tcW w:type="dxa" w:w="1820"/>
+          </w:tcPr>
+          <w:p>
+            <w:r>
+              <w:t>Trabajo de Suficiencia Profesional entregado</w:t>
+            </w:r>
+          </w:p>
+        </w:tc>
+      </w:tr>
+      <w:tr>
+        <w:tc>
+          <w:tcPr>
+            <w:tcW w:type="dxa" w:w="1820"/>
+          </w:tcPr>
+          <w:p/>
+        </w:tc>
+        <w:tc>
+          <w:tcPr>
+            <w:tcW w:type="dxa" w:w="1820"/>
+          </w:tcPr>
+          <w:p/>
+        </w:tc>
+        <w:tc>
+          <w:tcPr>
+            <w:tcW w:type="dxa" w:w="1820"/>
+          </w:tcPr>
+          <w:p/>
+        </w:tc>
+        <w:tc>
+          <w:tcPr>
+            <w:tcW w:type="dxa" w:w="1820"/>
+          </w:tcPr>
+          <w:p/>
+        </w:tc>
+        <w:tc>
+          <w:tcPr>
+            <w:tcW w:type="dxa" w:w="1820"/>
+          </w:tcPr>
+          <w:p/>
+        </w:tc>
+      </w:tr>
+      <w:tr>
+        <w:tc>
+          <w:tcPr>
+            <w:tcW w:type="dxa" w:w="1820"/>
+          </w:tcPr>
+          <w:p/>
+        </w:tc>
+        <w:tc>
+          <w:tcPr>
+            <w:tcW w:type="dxa" w:w="1820"/>
+          </w:tcPr>
+          <w:p/>
+        </w:tc>
+        <w:tc>
+          <w:tcPr>
+            <w:tcW w:type="dxa" w:w="1820"/>
+          </w:tcPr>
+          <w:p/>
+        </w:tc>
+        <w:tc>
+          <w:tcPr>
+            <w:tcW w:type="dxa" w:w="1820"/>
+          </w:tcPr>
+          <w:p/>
+        </w:tc>
+        <w:tc>
+          <w:tcPr>
+            <w:tcW w:type="dxa" w:w="1820"/>
+          </w:tcPr>
+          <w:p/>
+        </w:tc>
+      </w:tr>
+      <w:tr>
+        <w:tc>
+          <w:tcPr>
+            <w:tcW w:type="dxa" w:w="1820"/>
+          </w:tcPr>
+          <w:p/>
+        </w:tc>
+        <w:tc>
+          <w:tcPr>
+            <w:tcW w:type="dxa" w:w="1820"/>
+          </w:tcPr>
+          <w:p/>
+        </w:tc>
+        <w:tc>
+          <w:tcPr>
+            <w:tcW w:type="dxa" w:w="1820"/>
+          </w:tcPr>
+          <w:p/>
+        </w:tc>
+        <w:tc>
+          <w:tcPr>
+            <w:tcW w:type="dxa" w:w="1820"/>
+          </w:tcPr>
+          <w:p/>
+        </w:tc>
+        <w:tc>
+          <w:tcPr>
+            <w:tcW w:type="dxa" w:w="1820"/>
+          </w:tcPr>
+          <w:p/>
+        </w:tc>
+      </w:tr>
+      <w:tr>
+        <w:tc>
+          <w:tcPr>
+            <w:tcW w:type="dxa" w:w="1820"/>
+          </w:tcPr>
+          <w:p/>
+        </w:tc>
+        <w:tc>
+          <w:tcPr>
+            <w:tcW w:type="dxa" w:w="1820"/>
+          </w:tcPr>
+          <w:p/>
+        </w:tc>
+        <w:tc>
+          <w:tcPr>
+            <w:tcW w:type="dxa" w:w="1820"/>
+          </w:tcPr>
+          <w:p/>
+        </w:tc>
+        <w:tc>
+          <w:tcPr>
+            <w:tcW w:type="dxa" w:w="1820"/>
+          </w:tcPr>
+          <w:p/>
+        </w:tc>
+        <w:tc>
+          <w:tcPr>
+            <w:tcW w:type="dxa" w:w="1820"/>
+          </w:tcPr>
+          <w:p/>
+        </w:tc>
+      </w:tr>
+    </w:tbl>
+    <w:p/>
+    <w:p>
+      <w:pPr>
+        <w:spacing w:after="120"/>
+      </w:pPr>
+      <w:r>
+        <w:rPr>
+          <w:b w:val="0"/>
+        </w:rPr>
+        <w:t>Nota: Las fechas son estimadas y podrán ajustarse según el calendario académico del Programa de Titulación UPC 2026. Los sprints de validación (OE3) están sujetos a la disponibilidad de los docentes revisores.</w:t>
+      </w:r>
+    </w:p>
     <w:p/>
     <w:p>
       <w:r>

--- a/Project_Charter_Tesis.docx
+++ b/Project_Charter_Tesis.docx
@@ -3991,59 +3991,6 @@
           </w:p>
         </w:tc>
       </w:tr>
-      <w:tr>
-        <w:tc>
-          <w:tcPr>
-            <w:tcW w:type="dxa" w:w="2275"/>
-          </w:tcPr>
-          <w:p>
-            <w:r>
-              <w:rPr>
-                <w:b/>
-              </w:rPr>
-              <w:t>TOTAL</w:t>
-            </w:r>
-          </w:p>
-        </w:tc>
-        <w:tc>
-          <w:tcPr>
-            <w:tcW w:type="dxa" w:w="2275"/>
-          </w:tcPr>
-          <w:p>
-            <w:r>
-              <w:rPr>
-                <w:b/>
-              </w:rPr>
-              <w:t>720 hrs</w:t>
-            </w:r>
-          </w:p>
-        </w:tc>
-        <w:tc>
-          <w:tcPr>
-            <w:tcW w:type="dxa" w:w="2275"/>
-          </w:tcPr>
-          <w:p>
-            <w:r>
-              <w:rPr>
-                <w:b/>
-              </w:rPr>
-            </w:r>
-          </w:p>
-        </w:tc>
-        <w:tc>
-          <w:tcPr>
-            <w:tcW w:type="dxa" w:w="2275"/>
-          </w:tcPr>
-          <w:p>
-            <w:r>
-              <w:rPr>
-                <w:b/>
-              </w:rPr>
-              <w:t>S/. 24,250</w:t>
-            </w:r>
-          </w:p>
-        </w:tc>
-      </w:tr>
     </w:tbl>
     <w:p/>
     <w:p>
@@ -4064,14 +4011,15 @@
         <w:tblLook w:firstColumn="1" w:firstRow="1" w:lastColumn="0" w:lastRow="0" w:noHBand="0" w:noVBand="1" w:val="04A0"/>
       </w:tblPr>
       <w:tblGrid>
-        <w:gridCol w:w="3033"/>
-        <w:gridCol w:w="3033"/>
-        <w:gridCol w:w="3033"/>
+        <w:gridCol w:w="2275"/>
+        <w:gridCol w:w="2275"/>
+        <w:gridCol w:w="2275"/>
+        <w:gridCol w:w="2275"/>
       </w:tblGrid>
       <w:tr>
         <w:tc>
           <w:tcPr>
-            <w:tcW w:type="dxa" w:w="3033"/>
+            <w:tcW w:type="dxa" w:w="2275"/>
             <w:shd w:val="clear" w:color="auto" w:fill="1F3864"/>
           </w:tcPr>
           <w:p>
@@ -4086,7 +4034,7 @@
         </w:tc>
         <w:tc>
           <w:tcPr>
-            <w:tcW w:type="dxa" w:w="3033"/>
+            <w:tcW w:type="dxa" w:w="2275"/>
             <w:shd w:val="clear" w:color="auto" w:fill="1F3864"/>
           </w:tcPr>
           <w:p>
@@ -4101,7 +4049,7 @@
         </w:tc>
         <w:tc>
           <w:tcPr>
-            <w:tcW w:type="dxa" w:w="3033"/>
+            <w:tcW w:type="dxa" w:w="2275"/>
             <w:shd w:val="clear" w:color="auto" w:fill="1F3864"/>
           </w:tcPr>
           <w:p>
@@ -4114,11 +4062,26 @@
             </w:r>
           </w:p>
         </w:tc>
+        <w:tc>
+          <w:tcPr>
+            <w:tcW w:type="dxa" w:w="2275"/>
+            <w:shd w:val="clear" w:color="auto" w:fill="1F3864"/>
+          </w:tcPr>
+          <w:p>
+            <w:r>
+              <w:rPr>
+                <w:b/>
+                <w:color w:val="FFFFFF"/>
+              </w:rPr>
+              <w:t>Precio referencial (S/.)</w:t>
+            </w:r>
+          </w:p>
+        </w:tc>
       </w:tr>
       <w:tr>
         <w:tc>
           <w:tcPr>
-            <w:tcW w:type="dxa" w:w="3033"/>
+            <w:tcW w:type="dxa" w:w="2275"/>
           </w:tcPr>
           <w:p>
             <w:r>
@@ -4128,7 +4091,7 @@
         </w:tc>
         <w:tc>
           <w:tcPr>
-            <w:tcW w:type="dxa" w:w="3033"/>
+            <w:tcW w:type="dxa" w:w="2275"/>
           </w:tcPr>
           <w:p>
             <w:r>
@@ -4138,11 +4101,21 @@
         </w:tc>
         <w:tc>
           <w:tcPr>
-            <w:tcW w:type="dxa" w:w="3033"/>
+            <w:tcW w:type="dxa" w:w="2275"/>
           </w:tcPr>
           <w:p>
             <w:r>
               <w:t>1 unidad</w:t>
+            </w:r>
+          </w:p>
+        </w:tc>
+        <w:tc>
+          <w:tcPr>
+            <w:tcW w:type="dxa" w:w="2275"/>
+          </w:tcPr>
+          <w:p>
+            <w:r>
+              <w:t>S/. 5,500</w:t>
             </w:r>
           </w:p>
         </w:tc>

--- a/Project_Charter_Tesis.docx
+++ b/Project_Charter_Tesis.docx
@@ -3117,19 +3117,21 @@
     </w:p>
     <w:tbl>
       <w:tblPr>
-        <w:tblStyle w:val="TableGrid"/>
-        <w:tblW w:type="auto" w:w="0"/>
-        <w:tblLook w:firstColumn="1" w:firstRow="1" w:lastColumn="0" w:lastRow="0" w:noHBand="0" w:noVBand="1" w:val="04A0"/>
+        <w:tblStyle w:val="Tablaconcuadrcula"/>
+        <w:tblW w:w="0" w:type="auto"/>
+        <w:tblLook w:val="04A0" w:firstRow="1" w:lastRow="0" w:firstColumn="1" w:lastColumn="0" w:noHBand="0" w:noVBand="1"/>
       </w:tblPr>
       <w:tblGrid>
-        <w:gridCol w:w="3033"/>
-        <w:gridCol w:w="3033"/>
-        <w:gridCol w:w="3033"/>
+        <w:gridCol w:w="2800"/>
+        <w:gridCol w:w="1450"/>
+        <w:gridCol w:w="1500"/>
+        <w:gridCol w:w="1500"/>
+        <w:gridCol w:w="1750"/>
       </w:tblGrid>
       <w:tr>
         <w:tc>
           <w:tcPr>
-            <w:tcW w:type="dxa" w:w="3033"/>
+            <w:tcW w:w="2800" w:type="dxa"/>
             <w:shd w:val="clear" w:color="auto" w:fill="1F3864"/>
           </w:tcPr>
           <w:p>
@@ -3144,7 +3146,7 @@
         </w:tc>
         <w:tc>
           <w:tcPr>
-            <w:tcW w:type="dxa" w:w="3033"/>
+            <w:tcW w:w="1450" w:type="dxa"/>
             <w:shd w:val="clear" w:color="auto" w:fill="1F3864"/>
           </w:tcPr>
           <w:p>
@@ -3159,7 +3161,37 @@
         </w:tc>
         <w:tc>
           <w:tcPr>
-            <w:tcW w:type="dxa" w:w="3033"/>
+            <w:tcW w:w="1500" w:type="dxa"/>
+            <w:shd w:val="clear" w:color="auto" w:fill="1F3864"/>
+          </w:tcPr>
+          <w:p>
+            <w:r>
+              <w:rPr>
+                <w:b/>
+                <w:color w:val="FFFFFF"/>
+              </w:rPr>
+              <w:t>Tokens entrada</w:t>
+            </w:r>
+          </w:p>
+        </w:tc>
+        <w:tc>
+          <w:tcPr>
+            <w:tcW w:w="1500" w:type="dxa"/>
+            <w:shd w:val="clear" w:color="auto" w:fill="1F3864"/>
+          </w:tcPr>
+          <w:p>
+            <w:r>
+              <w:rPr>
+                <w:b/>
+                <w:color w:val="FFFFFF"/>
+              </w:rPr>
+              <w:t>Tokens salida</w:t>
+            </w:r>
+          </w:p>
+        </w:tc>
+        <w:tc>
+          <w:tcPr>
+            <w:tcW w:w="1750" w:type="dxa"/>
             <w:shd w:val="clear" w:color="auto" w:fill="1F3864"/>
           </w:tcPr>
           <w:p>
@@ -3176,17 +3208,17 @@
       <w:tr>
         <w:tc>
           <w:tcPr>
-            <w:tcW w:type="dxa" w:w="3033"/>
-          </w:tcPr>
-          <w:p>
-            <w:r>
-              <w:t>KickOffAgent — parseo del acta de inicio</w:t>
-            </w:r>
-          </w:p>
-        </w:tc>
-        <w:tc>
-          <w:tcPr>
-            <w:tcW w:type="dxa" w:w="3033"/>
+            <w:tcW w:w="2800" w:type="dxa"/>
+          </w:tcPr>
+          <w:p>
+            <w:r>
+              <w:t>KickOffAgent – parseo del acta de inicio</w:t>
+            </w:r>
+          </w:p>
+        </w:tc>
+        <w:tc>
+          <w:tcPr>
+            <w:tcW w:w="1450" w:type="dxa"/>
           </w:tcPr>
           <w:p>
             <w:r>
@@ -3196,11 +3228,31 @@
         </w:tc>
         <w:tc>
           <w:tcPr>
-            <w:tcW w:type="dxa" w:w="3033"/>
-          </w:tcPr>
-          <w:p>
-            <w:r>
-              <w:t>$0.0004</w:t>
+            <w:tcW w:w="1500" w:type="dxa"/>
+          </w:tcPr>
+          <w:p>
+            <w:r>
+              <w:t>1,542</w:t>
+            </w:r>
+          </w:p>
+        </w:tc>
+        <w:tc>
+          <w:tcPr>
+            <w:tcW w:w="1500" w:type="dxa"/>
+          </w:tcPr>
+          <w:p>
+            <w:r>
+              <w:t>1,882</w:t>
+            </w:r>
+          </w:p>
+        </w:tc>
+        <w:tc>
+          <w:tcPr>
+            <w:tcW w:w="1750" w:type="dxa"/>
+          </w:tcPr>
+          <w:p>
+            <w:r>
+              <w:t>$0.0007</w:t>
             </w:r>
           </w:p>
         </w:tc>
@@ -3208,17 +3260,17 @@
       <w:tr>
         <w:tc>
           <w:tcPr>
-            <w:tcW w:type="dxa" w:w="3033"/>
-          </w:tcPr>
-          <w:p>
-            <w:r>
-              <w:t>CourseSchemaAgent — contexto del curso</w:t>
-            </w:r>
-          </w:p>
-        </w:tc>
-        <w:tc>
-          <w:tcPr>
-            <w:tcW w:type="dxa" w:w="3033"/>
+            <w:tcW w:w="2800" w:type="dxa"/>
+          </w:tcPr>
+          <w:p>
+            <w:r>
+              <w:t>CourseSchemaAgent – contexto del curso</w:t>
+            </w:r>
+          </w:p>
+        </w:tc>
+        <w:tc>
+          <w:tcPr>
+            <w:tcW w:w="1450" w:type="dxa"/>
           </w:tcPr>
           <w:p>
             <w:r>
@@ -3228,7 +3280,27 @@
         </w:tc>
         <w:tc>
           <w:tcPr>
-            <w:tcW w:type="dxa" w:w="3033"/>
+            <w:tcW w:w="1500" w:type="dxa"/>
+          </w:tcPr>
+          <w:p>
+            <w:r>
+              <w:t>594</w:t>
+            </w:r>
+          </w:p>
+        </w:tc>
+        <w:tc>
+          <w:tcPr>
+            <w:tcW w:w="1500" w:type="dxa"/>
+          </w:tcPr>
+          <w:p>
+            <w:r>
+              <w:t>155</w:t>
+            </w:r>
+          </w:p>
+        </w:tc>
+        <w:tc>
+          <w:tcPr>
+            <w:tcW w:w="1750" w:type="dxa"/>
           </w:tcPr>
           <w:p>
             <w:r>
@@ -3240,17 +3312,17 @@
       <w:tr>
         <w:tc>
           <w:tcPr>
-            <w:tcW w:type="dxa" w:w="3033"/>
-          </w:tcPr>
-          <w:p>
-            <w:r>
-              <w:t>UniteSchemaSubAgent — esquema por unidad</w:t>
-            </w:r>
-          </w:p>
-        </w:tc>
-        <w:tc>
-          <w:tcPr>
-            <w:tcW w:type="dxa" w:w="3033"/>
+            <w:tcW w:w="2800" w:type="dxa"/>
+          </w:tcPr>
+          <w:p>
+            <w:r>
+              <w:t>UniteSchemaSubAgent – esquema por unidad</w:t>
+            </w:r>
+          </w:p>
+        </w:tc>
+        <w:tc>
+          <w:tcPr>
+            <w:tcW w:w="1450" w:type="dxa"/>
           </w:tcPr>
           <w:p>
             <w:r>
@@ -3260,11 +3332,31 @@
         </w:tc>
         <w:tc>
           <w:tcPr>
-            <w:tcW w:type="dxa" w:w="3033"/>
-          </w:tcPr>
-          <w:p>
-            <w:r>
-              <w:t>$0.0037</w:t>
+            <w:tcW w:w="1500" w:type="dxa"/>
+          </w:tcPr>
+          <w:p>
+            <w:r>
+              <w:t>4,546</w:t>
+            </w:r>
+          </w:p>
+        </w:tc>
+        <w:tc>
+          <w:tcPr>
+            <w:tcW w:w="1500" w:type="dxa"/>
+          </w:tcPr>
+          <w:p>
+            <w:r>
+              <w:t>15,416</w:t>
+            </w:r>
+          </w:p>
+        </w:tc>
+        <w:tc>
+          <w:tcPr>
+            <w:tcW w:w="1750" w:type="dxa"/>
+          </w:tcPr>
+          <w:p>
+            <w:r>
+              <w:t>$0.0050</w:t>
             </w:r>
           </w:p>
         </w:tc>
@@ -3272,17 +3364,17 @@
       <w:tr>
         <w:tc>
           <w:tcPr>
-            <w:tcW w:type="dxa" w:w="3033"/>
-          </w:tcPr>
-          <w:p>
-            <w:r>
-              <w:t>SyllabusActivityClassifier — clasificación</w:t>
-            </w:r>
-          </w:p>
-        </w:tc>
-        <w:tc>
-          <w:tcPr>
-            <w:tcW w:type="dxa" w:w="3033"/>
+            <w:tcW w:w="2800" w:type="dxa"/>
+          </w:tcPr>
+          <w:p>
+            <w:r>
+              <w:t>SyllabusActivityClassifier – clasificación</w:t>
+            </w:r>
+          </w:p>
+        </w:tc>
+        <w:tc>
+          <w:tcPr>
+            <w:tcW w:w="1450" w:type="dxa"/>
           </w:tcPr>
           <w:p>
             <w:r>
@@ -3292,11 +3384,31 @@
         </w:tc>
         <w:tc>
           <w:tcPr>
-            <w:tcW w:type="dxa" w:w="3033"/>
-          </w:tcPr>
-          <w:p>
-            <w:r>
-              <w:t>$0.0017</w:t>
+            <w:tcW w:w="1500" w:type="dxa"/>
+          </w:tcPr>
+          <w:p>
+            <w:r>
+              <w:t>7,367</w:t>
+            </w:r>
+          </w:p>
+        </w:tc>
+        <w:tc>
+          <w:tcPr>
+            <w:tcW w:w="1500" w:type="dxa"/>
+          </w:tcPr>
+          <w:p>
+            <w:r>
+              <w:t>4,076</w:t>
+            </w:r>
+          </w:p>
+        </w:tc>
+        <w:tc>
+          <w:tcPr>
+            <w:tcW w:w="1750" w:type="dxa"/>
+          </w:tcPr>
+          <w:p>
+            <w:r>
+              <w:t>$0.0018</w:t>
             </w:r>
           </w:p>
         </w:tc>
@@ -3304,17 +3416,17 @@
       <w:tr>
         <w:tc>
           <w:tcPr>
-            <w:tcW w:type="dxa" w:w="3033"/>
-          </w:tcPr>
-          <w:p>
-            <w:r>
-              <w:t>UniteSchemaSubAgent — actividades</w:t>
-            </w:r>
-          </w:p>
-        </w:tc>
-        <w:tc>
-          <w:tcPr>
-            <w:tcW w:type="dxa" w:w="3033"/>
+            <w:tcW w:w="2800" w:type="dxa"/>
+          </w:tcPr>
+          <w:p>
+            <w:r>
+              <w:t>UniteSchemaSubAgent – actividades</w:t>
+            </w:r>
+          </w:p>
+        </w:tc>
+        <w:tc>
+          <w:tcPr>
+            <w:tcW w:w="1450" w:type="dxa"/>
           </w:tcPr>
           <w:p>
             <w:r>
@@ -3324,11 +3436,31 @@
         </w:tc>
         <w:tc>
           <w:tcPr>
-            <w:tcW w:type="dxa" w:w="3033"/>
-          </w:tcPr>
-          <w:p>
-            <w:r>
-              <w:t>$0.0019</w:t>
+            <w:tcW w:w="1500" w:type="dxa"/>
+          </w:tcPr>
+          <w:p>
+            <w:r>
+              <w:t>9,993</w:t>
+            </w:r>
+          </w:p>
+        </w:tc>
+        <w:tc>
+          <w:tcPr>
+            <w:tcW w:w="1500" w:type="dxa"/>
+          </w:tcPr>
+          <w:p>
+            <w:r>
+              <w:t>4,994</w:t>
+            </w:r>
+          </w:p>
+        </w:tc>
+        <w:tc>
+          <w:tcPr>
+            <w:tcW w:w="1750" w:type="dxa"/>
+          </w:tcPr>
+          <w:p>
+            <w:r>
+              <w:t>$0.0022</w:t>
             </w:r>
           </w:p>
         </w:tc>
@@ -3336,17 +3468,17 @@
       <w:tr>
         <w:tc>
           <w:tcPr>
-            <w:tcW w:type="dxa" w:w="3033"/>
-          </w:tcPr>
-          <w:p>
-            <w:r>
-              <w:t>IpesAgent — one_step_schema_recursos (18 sem.)</w:t>
-            </w:r>
-          </w:p>
-        </w:tc>
-        <w:tc>
-          <w:tcPr>
-            <w:tcW w:type="dxa" w:w="3033"/>
+            <w:tcW w:w="2800" w:type="dxa"/>
+          </w:tcPr>
+          <w:p>
+            <w:r>
+              <w:t>IpesAgent – one_step_schema_recursos (18 sem.)</w:t>
+            </w:r>
+          </w:p>
+        </w:tc>
+        <w:tc>
+          <w:tcPr>
+            <w:tcW w:w="1450" w:type="dxa"/>
           </w:tcPr>
           <w:p>
             <w:r>
@@ -3356,11 +3488,31 @@
         </w:tc>
         <w:tc>
           <w:tcPr>
-            <w:tcW w:type="dxa" w:w="3033"/>
-          </w:tcPr>
-          <w:p>
-            <w:r>
-              <w:t>$0.0045</w:t>
+            <w:tcW w:w="1500" w:type="dxa"/>
+          </w:tcPr>
+          <w:p>
+            <w:r>
+              <w:t>69,251</w:t>
+            </w:r>
+          </w:p>
+        </w:tc>
+        <w:tc>
+          <w:tcPr>
+            <w:tcW w:w="1500" w:type="dxa"/>
+          </w:tcPr>
+          <w:p>
+            <w:r>
+              <w:t>39,134</w:t>
+            </w:r>
+          </w:p>
+        </w:tc>
+        <w:tc>
+          <w:tcPr>
+            <w:tcW w:w="1750" w:type="dxa"/>
+          </w:tcPr>
+          <w:p>
+            <w:r>
+              <w:t>$0.0169</w:t>
             </w:r>
           </w:p>
         </w:tc>
@@ -3368,17 +3520,17 @@
       <w:tr>
         <w:tc>
           <w:tcPr>
-            <w:tcW w:type="dxa" w:w="3033"/>
-          </w:tcPr>
-          <w:p>
-            <w:r>
-              <w:t>IpesAgent — one_step_introduccion (18 sem.)</w:t>
-            </w:r>
-          </w:p>
-        </w:tc>
-        <w:tc>
-          <w:tcPr>
-            <w:tcW w:type="dxa" w:w="3033"/>
+            <w:tcW w:w="2800" w:type="dxa"/>
+          </w:tcPr>
+          <w:p>
+            <w:r>
+              <w:t>IpesAgent – one_step_introduccion (18 sem.)</w:t>
+            </w:r>
+          </w:p>
+        </w:tc>
+        <w:tc>
+          <w:tcPr>
+            <w:tcW w:w="1450" w:type="dxa"/>
           </w:tcPr>
           <w:p>
             <w:r>
@@ -3388,11 +3540,31 @@
         </w:tc>
         <w:tc>
           <w:tcPr>
-            <w:tcW w:type="dxa" w:w="3033"/>
-          </w:tcPr>
-          <w:p>
-            <w:r>
-              <w:t>$0.0043</w:t>
+            <w:tcW w:w="1500" w:type="dxa"/>
+          </w:tcPr>
+          <w:p>
+            <w:r>
+              <w:t>22,482</w:t>
+            </w:r>
+          </w:p>
+        </w:tc>
+        <w:tc>
+          <w:tcPr>
+            <w:tcW w:w="1500" w:type="dxa"/>
+          </w:tcPr>
+          <w:p>
+            <w:r>
+              <w:t>10,046</w:t>
+            </w:r>
+          </w:p>
+        </w:tc>
+        <w:tc>
+          <w:tcPr>
+            <w:tcW w:w="1750" w:type="dxa"/>
+          </w:tcPr>
+          <w:p>
+            <w:r>
+              <w:t>$0.0047</w:t>
             </w:r>
           </w:p>
         </w:tc>
@@ -3400,17 +3572,17 @@
       <w:tr>
         <w:tc>
           <w:tcPr>
-            <w:tcW w:type="dxa" w:w="3033"/>
-          </w:tcPr>
-          <w:p>
-            <w:r>
-              <w:t>IpesAgent — one_step_presentaciones (18 sem.)</w:t>
-            </w:r>
-          </w:p>
-        </w:tc>
-        <w:tc>
-          <w:tcPr>
-            <w:tcW w:type="dxa" w:w="3033"/>
+            <w:tcW w:w="2800" w:type="dxa"/>
+          </w:tcPr>
+          <w:p>
+            <w:r>
+              <w:t>IpesAgent – one_step_presentaciones (18 sem.)</w:t>
+            </w:r>
+          </w:p>
+        </w:tc>
+        <w:tc>
+          <w:tcPr>
+            <w:tcW w:w="1450" w:type="dxa"/>
           </w:tcPr>
           <w:p>
             <w:r>
@@ -3420,11 +3592,31 @@
         </w:tc>
         <w:tc>
           <w:tcPr>
-            <w:tcW w:type="dxa" w:w="3033"/>
-          </w:tcPr>
-          <w:p>
-            <w:r>
-              <w:t>$0.0053</w:t>
+            <w:tcW w:w="1500" w:type="dxa"/>
+          </w:tcPr>
+          <w:p>
+            <w:r>
+              <w:t>26,737</w:t>
+            </w:r>
+          </w:p>
+        </w:tc>
+        <w:tc>
+          <w:tcPr>
+            <w:tcW w:w="1500" w:type="dxa"/>
+          </w:tcPr>
+          <w:p>
+            <w:r>
+              <w:t>12,793</w:t>
+            </w:r>
+          </w:p>
+        </w:tc>
+        <w:tc>
+          <w:tcPr>
+            <w:tcW w:w="1750" w:type="dxa"/>
+          </w:tcPr>
+          <w:p>
+            <w:r>
+              <w:t>$0.0058</w:t>
             </w:r>
           </w:p>
         </w:tc>
@@ -3432,17 +3624,17 @@
       <w:tr>
         <w:tc>
           <w:tcPr>
-            <w:tcW w:type="dxa" w:w="3033"/>
-          </w:tcPr>
-          <w:p>
-            <w:r>
-              <w:t>IpesAgent — one_step_ejercicios (18 sem.)</w:t>
-            </w:r>
-          </w:p>
-        </w:tc>
-        <w:tc>
-          <w:tcPr>
-            <w:tcW w:type="dxa" w:w="3033"/>
+            <w:tcW w:w="2800" w:type="dxa"/>
+          </w:tcPr>
+          <w:p>
+            <w:r>
+              <w:t>IpesAgent – one_step_ejercicios (18 sem.)</w:t>
+            </w:r>
+          </w:p>
+        </w:tc>
+        <w:tc>
+          <w:tcPr>
+            <w:tcW w:w="1450" w:type="dxa"/>
           </w:tcPr>
           <w:p>
             <w:r>
@@ -3452,7 +3644,27 @@
         </w:tc>
         <w:tc>
           <w:tcPr>
-            <w:tcW w:type="dxa" w:w="3033"/>
+            <w:tcW w:w="1500" w:type="dxa"/>
+          </w:tcPr>
+          <w:p>
+            <w:r>
+              <w:t>19,050</w:t>
+            </w:r>
+          </w:p>
+        </w:tc>
+        <w:tc>
+          <w:tcPr>
+            <w:tcW w:w="1500" w:type="dxa"/>
+          </w:tcPr>
+          <w:p>
+            <w:r>
+              <w:t>4,346</w:t>
+            </w:r>
+          </w:p>
+        </w:tc>
+        <w:tc>
+          <w:tcPr>
+            <w:tcW w:w="1750" w:type="dxa"/>
           </w:tcPr>
           <w:p>
             <w:r>
@@ -3464,17 +3676,17 @@
       <w:tr>
         <w:tc>
           <w:tcPr>
-            <w:tcW w:type="dxa" w:w="3033"/>
-          </w:tcPr>
-          <w:p>
-            <w:r>
-              <w:t>CheckIpesAgent — QA del contenido</w:t>
-            </w:r>
-          </w:p>
-        </w:tc>
-        <w:tc>
-          <w:tcPr>
-            <w:tcW w:type="dxa" w:w="3033"/>
+            <w:tcW w:w="2800" w:type="dxa"/>
+          </w:tcPr>
+          <w:p>
+            <w:r>
+              <w:t>CheckIpesAgent – QA del contenido</w:t>
+            </w:r>
+          </w:p>
+        </w:tc>
+        <w:tc>
+          <w:tcPr>
+            <w:tcW w:w="1450" w:type="dxa"/>
           </w:tcPr>
           <w:p>
             <w:r>
@@ -3484,7 +3696,27 @@
         </w:tc>
         <w:tc>
           <w:tcPr>
-            <w:tcW w:type="dxa" w:w="3033"/>
+            <w:tcW w:w="1500" w:type="dxa"/>
+          </w:tcPr>
+          <w:p>
+            <w:r>
+              <w:t>1,011</w:t>
+            </w:r>
+          </w:p>
+        </w:tc>
+        <w:tc>
+          <w:tcPr>
+            <w:tcW w:w="1500" w:type="dxa"/>
+          </w:tcPr>
+          <w:p>
+            <w:r>
+              <w:t>304</w:t>
+            </w:r>
+          </w:p>
+        </w:tc>
+        <w:tc>
+          <w:tcPr>
+            <w:tcW w:w="1750" w:type="dxa"/>
           </w:tcPr>
           <w:p>
             <w:r>
@@ -3496,44 +3728,245 @@
       <w:tr>
         <w:tc>
           <w:tcPr>
-            <w:tcW w:type="dxa" w:w="3033"/>
+            <w:tcW w:w="2800" w:type="dxa"/>
+          </w:tcPr>
+          <w:p>
+            <w:r>
+              <w:t>ContentGenerationAgent – genera_material_base (18 sem.)</w:t>
+            </w:r>
+          </w:p>
+        </w:tc>
+        <w:tc>
+          <w:tcPr>
+            <w:tcW w:w="1450" w:type="dxa"/>
+          </w:tcPr>
+          <w:p>
+            <w:r>
+              <w:t>Generación</w:t>
+            </w:r>
+          </w:p>
+        </w:tc>
+        <w:tc>
+          <w:tcPr>
+            <w:tcW w:w="1500" w:type="dxa"/>
+          </w:tcPr>
+          <w:p>
+            <w:r>
+              <w:t>63,407</w:t>
+            </w:r>
+          </w:p>
+        </w:tc>
+        <w:tc>
+          <w:tcPr>
+            <w:tcW w:w="1500" w:type="dxa"/>
+          </w:tcPr>
+          <w:p>
+            <w:r>
+              <w:t>110,503</w:t>
+            </w:r>
+          </w:p>
+        </w:tc>
+        <w:tc>
+          <w:tcPr>
+            <w:tcW w:w="1750" w:type="dxa"/>
+          </w:tcPr>
+          <w:p>
+            <w:r>
+              <w:t>$0.0379</w:t>
+            </w:r>
+          </w:p>
+        </w:tc>
+      </w:tr>
+      <w:tr>
+        <w:tc>
+          <w:tcPr>
+            <w:tcW w:w="2800" w:type="dxa"/>
+          </w:tcPr>
+          <w:p>
+            <w:r>
+              <w:t>RubricGenerationAgent – genera_consigna_rúbrica (sem. seleccionadas)</w:t>
+            </w:r>
+          </w:p>
+        </w:tc>
+        <w:tc>
+          <w:tcPr>
+            <w:tcW w:w="1450" w:type="dxa"/>
+          </w:tcPr>
+          <w:p>
+            <w:r>
+              <w:t>Generación</w:t>
+            </w:r>
+          </w:p>
+        </w:tc>
+        <w:tc>
+          <w:tcPr>
+            <w:tcW w:w="1500" w:type="dxa"/>
+          </w:tcPr>
+          <w:p>
+            <w:r>
+              <w:t>20,806</w:t>
+            </w:r>
+          </w:p>
+        </w:tc>
+        <w:tc>
+          <w:tcPr>
+            <w:tcW w:w="1500" w:type="dxa"/>
+          </w:tcPr>
+          <w:p>
+            <w:r>
+              <w:t>19,628</w:t>
+            </w:r>
+          </w:p>
+        </w:tc>
+        <w:tc>
+          <w:tcPr>
+            <w:tcW w:w="1750" w:type="dxa"/>
+          </w:tcPr>
+          <w:p>
+            <w:r>
+              <w:t>$0.0074</w:t>
+            </w:r>
+          </w:p>
+        </w:tc>
+      </w:tr>
+      <w:tr>
+        <w:tc>
+          <w:tcPr>
+            <w:tcW w:w="2800" w:type="dxa"/>
+          </w:tcPr>
+          <w:p>
+            <w:r>
+              <w:t>RubricGenerationAgent – genera_consigna_escala_valoración (sem. seleccionadas)</w:t>
+            </w:r>
+          </w:p>
+        </w:tc>
+        <w:tc>
+          <w:tcPr>
+            <w:tcW w:w="1450" w:type="dxa"/>
+          </w:tcPr>
+          <w:p>
+            <w:r>
+              <w:t>Generación</w:t>
+            </w:r>
+          </w:p>
+        </w:tc>
+        <w:tc>
+          <w:tcPr>
+            <w:tcW w:w="1500" w:type="dxa"/>
+          </w:tcPr>
+          <w:p>
+            <w:r>
+              <w:t>6,922</w:t>
+            </w:r>
+          </w:p>
+        </w:tc>
+        <w:tc>
+          <w:tcPr>
+            <w:tcW w:w="1500" w:type="dxa"/>
+          </w:tcPr>
+          <w:p>
+            <w:r>
+              <w:t>4,098</w:t>
+            </w:r>
+          </w:p>
+        </w:tc>
+        <w:tc>
+          <w:tcPr>
+            <w:tcW w:w="1750" w:type="dxa"/>
+          </w:tcPr>
+          <w:p>
+            <w:r>
+              <w:t>$0.0017</w:t>
+            </w:r>
+          </w:p>
+        </w:tc>
+      </w:tr>
+      <w:tr>
+        <w:tc>
+          <w:tcPr>
+            <w:tcW w:w="2800" w:type="dxa"/>
           </w:tcPr>
           <w:p>
             <w:r>
               <w:rPr>
                 <w:b/>
               </w:rPr>
-              <w:t>TOTAL IPES (sin material base)</w:t>
-            </w:r>
-          </w:p>
-        </w:tc>
-        <w:tc>
-          <w:tcPr>
-            <w:tcW w:type="dxa" w:w="3033"/>
+              <w:t>Costo total flujo completo (con generación de contenido + consignas)</w:t>
+            </w:r>
+          </w:p>
+        </w:tc>
+        <w:tc>
+          <w:tcPr>
+            <w:tcW w:w="1450" w:type="dxa"/>
           </w:tcPr>
           <w:p>
             <w:r>
               <w:rPr>
                 <w:b/>
               </w:rPr>
-            </w:r>
-          </w:p>
-        </w:tc>
-        <w:tc>
-          <w:tcPr>
-            <w:tcW w:type="dxa" w:w="3033"/>
+              <w:t/>
+            </w:r>
+          </w:p>
+        </w:tc>
+        <w:tc>
+          <w:tcPr>
+            <w:tcW w:w="1500" w:type="dxa"/>
           </w:tcPr>
           <w:p>
             <w:r>
               <w:rPr>
                 <w:b/>
               </w:rPr>
-              <w:t>~$0.025 USD</w:t>
+              <w:t/>
+            </w:r>
+          </w:p>
+        </w:tc>
+        <w:tc>
+          <w:tcPr>
+            <w:tcW w:w="1500" w:type="dxa"/>
+          </w:tcPr>
+          <w:p>
+            <w:r>
+              <w:rPr>
+                <w:b/>
+              </w:rPr>
+              <w:t/>
+            </w:r>
+          </w:p>
+        </w:tc>
+        <w:tc>
+          <w:tcPr>
+            <w:tcW w:w="1750" w:type="dxa"/>
+          </w:tcPr>
+          <w:p>
+            <w:r>
+              <w:rPr>
+                <w:b/>
+              </w:rPr>
+              <w:t>~$0.087 USD</w:t>
             </w:r>
           </w:p>
         </w:tc>
       </w:tr>
     </w:tbl>
+    <w:p>
+      <w:pPr>
+        <w:pStyle w:val="Caption"/>
+      </w:pPr>
+      <w:r>
+        <w:t>Tabla 12b Desglose de tokens: generación de contenido + consignas (por curso – 18 semanas)</w:t>
+      </w:r>
+    </w:p>
+    <w:p/>
+    <w:p>
+      <w:pPr>
+        <w:pStyle w:val="Caption"/>
+      </w:pPr>
+      <w:r>
+        <w:t>Tabla 12b Desglose de tokens: generación de contenido + consignas (por curso – 18 semanas)</w:t>
+      </w:r>
+    </w:p>
+    <w:p/>
     <w:p/>
     <w:p>
       <w:pPr>
@@ -3653,9 +4086,12 @@
           </w:tcPr>
           <w:p>
             <w:r>
-              <w:t>~$0.025 USD por curso (IPES)</w:t>
-              <w:br/>
-              <w:t>~$0.064 USD por curso (flujo completo)</w:t>
+              <w:t>~$0.040 USD por curso (IPES)</w:t>
+            </w:r>
+          </w:p>
+          <w:p>
+            <w:r>
+              <w:t>~$0.087 USD por curso (flujo completo + consignas)</w:t>
             </w:r>
           </w:p>
         </w:tc>
@@ -3679,7 +4115,7 @@
         <w:rPr>
           <w:b w:val="0"/>
         </w:rPr>
-        <w:t>Nota: Los costos presentados se basan en datos reales obtenidos del registro de tokens del sistema (token_usage.jsonl), correspondientes a 566 llamadas de ejecución. El costo de $0.025 USD corresponde únicamente a la generación de materiales IPES (Introducción, Presentaciones y Ejercicios). El costo de $0.064 USD incluye adicionalmente la generación del material base de referencia (genera_material_base), que es opcional en el flujo de producción.</w:t>
+        <w:t>Nota: Los costos presentados se basan en datos reales obtenidos del sistema (debug/tokens_summary.json), correspondientes a 1 896 llamadas de ejecución. El costo de $0.040 USD corresponde únicamente a la generación de materiales IPES (introducción, presentaciones y ejercicios). El costo de $0.087 USD incluye adicionalmente la generación del material base (genera_material_base) y las consignas de actividades (rúbrica y escala de valoración).</w:t>
       </w:r>
     </w:p>
     <w:p/>
@@ -3786,6 +4222,9 @@
           </w:tcPr>
           <w:p>
             <w:r>
+              <w:rPr>
+                <w:b w:val="0"/>
+              </w:rPr>
               <w:t>Desarrollador IA</w:t>
             </w:r>
           </w:p>
@@ -3796,7 +4235,10 @@
           </w:tcPr>
           <w:p>
             <w:r>
-              <w:t>400 hrs</w:t>
+              <w:rPr>
+                <w:b w:val="0"/>
+              </w:rPr>
+              <w:t>520 hrs</w:t>
             </w:r>
           </w:p>
         </w:tc>
@@ -3806,6 +4248,9 @@
           </w:tcPr>
           <w:p>
             <w:r>
+              <w:rPr>
+                <w:b w:val="0"/>
+              </w:rPr>
               <w:t>S/. 31.25</w:t>
             </w:r>
           </w:p>
@@ -3816,7 +4261,10 @@
           </w:tcPr>
           <w:p>
             <w:r>
-              <w:t>S/. 12,500</w:t>
+              <w:rPr>
+                <w:b w:val="0"/>
+              </w:rPr>
+              <w:t>S/. 16,250</w:t>
             </w:r>
           </w:p>
         </w:tc>
@@ -3992,6 +4440,17 @@
         </w:tc>
       </w:tr>
     </w:tbl>
+    <w:p>
+      <w:pPr>
+        <w:jc w:val="left"/>
+      </w:pPr>
+      <w:r>
+        <w:rPr>
+          <w:i/>
+        </w:rPr>
+        <w:t>Nota: Las horas del Desarrollador IA corresponden al tiempo real invertido en el proyecto desde el 16 de septiembre de 2025: (1) sep 16 – dic 31, 2025: 15.3 semanas × 12 hrs/sem (30 ■ del tiempo, 70 ■ asignado al programa Salto – UTP) = 183 hrs; (2) ene 1 – feb 28, 2026: 8.4 semanas × 25 hrs/sem (100 ■ enfoque) = 211 hrs; (3) mar 1 – mar 31, 2026: 4.4 semanas × 16 hrs/sem (40 ■ del tiempo) = 71 hrs; (4) abr 1 – abr 15, 2026: 2.1 semanas × 25 hrs/sem (100 ■ enfoque) = 54 hrs. Total acumulado: ~ 520 hrs.</w:t>
+      </w:r>
+    </w:p>
     <w:p/>
     <w:p>
       <w:pPr>

--- a/Project_Charter_Tesis.docx
+++ b/Project_Charter_Tesis.docx
@@ -4603,6 +4603,732 @@
           <w:b w:val="0"/>
         </w:rPr>
         <w:t>El proyecto se ejecutará entre mayo y septiembre de 2026, organizado en cuatro fases alineadas a los objetivos específicos del trabajo de suficiencia profesional. Cada fase se desarrolla en sprints de dos semanas siguiendo la metodología Scrum.</w:t>
+      </w:r>
+    </w:p>
+    <w:p>
+      <w:r>
+        <w:rPr>
+          <w:b/>
+        </w:rPr>
+        <w:t>Fase de Desarrollo (Sep 2025 – Abr 2026) – Historial real</w:t>
+      </w:r>
+    </w:p>
+    <w:p>
+      <w:pPr>
+        <w:pStyle w:val="Caption"/>
+      </w:pPr>
+      <w:r>
+        <w:rPr/>
+        <w:t>Tabla 12a Cronograma de desarrollo (Sep 2025 – Abr 2026)</w:t>
+      </w:r>
+    </w:p>
+    <w:tbl>
+      <w:tblPr>
+        <w:tblStyle w:val="Tablaconcuadrcula"/>
+        <w:tblW w:w="0" w:type="auto"/>
+        <w:tblLook w:val="04A0" w:firstRow="1" w:lastRow="0" w:firstColumn="1" w:lastColumn="0" w:noHBand="0" w:noVBand="1"/>
+      </w:tblPr>
+      <w:tblGrid>
+        <w:gridCol w:w="1600"/>
+        <w:gridCol w:w="1500"/>
+        <w:gridCol w:w="1200"/>
+        <w:gridCol w:w="3200"/>
+        <w:gridCol w:w="1500"/>
+      </w:tblGrid>
+      <w:tr>
+        <w:tc>
+          <w:tcPr>
+            <w:tcW w:w="1600" w:type="dxa"/>
+            <w:shd w:val="clear" w:color="auto" w:fill="1F3864"/>
+          </w:tcPr>
+          <w:p>
+            <w:r>
+              <w:rPr>
+                <w:b/>
+                <w:color w:val="FFFFFF"/>
+              </w:rPr>
+              <w:t>Sprint</w:t>
+            </w:r>
+          </w:p>
+        </w:tc>
+        <w:tc>
+          <w:tcPr>
+            <w:tcW w:w="1500" w:type="dxa"/>
+            <w:shd w:val="clear" w:color="auto" w:fill="1F3864"/>
+          </w:tcPr>
+          <w:p>
+            <w:r>
+              <w:rPr>
+                <w:b/>
+                <w:color w:val="FFFFFF"/>
+              </w:rPr>
+              <w:t>Período</w:t>
+            </w:r>
+          </w:p>
+        </w:tc>
+        <w:tc>
+          <w:tcPr>
+            <w:tcW w:w="1200" w:type="dxa"/>
+            <w:shd w:val="clear" w:color="auto" w:fill="1F3864"/>
+          </w:tcPr>
+          <w:p>
+            <w:r>
+              <w:rPr>
+                <w:b/>
+                <w:color w:val="FFFFFF"/>
+              </w:rPr>
+              <w:t>Fase</w:t>
+            </w:r>
+          </w:p>
+        </w:tc>
+        <w:tc>
+          <w:tcPr>
+            <w:tcW w:w="3200" w:type="dxa"/>
+            <w:shd w:val="clear" w:color="auto" w:fill="1F3864"/>
+          </w:tcPr>
+          <w:p>
+            <w:r>
+              <w:rPr>
+                <w:b/>
+                <w:color w:val="FFFFFF"/>
+              </w:rPr>
+              <w:t>Actividades principales</w:t>
+            </w:r>
+          </w:p>
+        </w:tc>
+        <w:tc>
+          <w:tcPr>
+            <w:tcW w:w="1500" w:type="dxa"/>
+            <w:shd w:val="clear" w:color="auto" w:fill="1F3864"/>
+          </w:tcPr>
+          <w:p>
+            <w:r>
+              <w:rPr>
+                <w:b/>
+                <w:color w:val="FFFFFF"/>
+              </w:rPr>
+              <w:t>Entregable / Resultado</w:t>
+            </w:r>
+          </w:p>
+        </w:tc>
+      </w:tr>
+      <w:tr>
+        <w:tc>
+          <w:tcPr>
+            <w:tcW w:w="1600" w:type="dxa"/>
+          </w:tcPr>
+          <w:p>
+            <w:r>
+              <w:t>Sprint 0</w:t>
+            </w:r>
+          </w:p>
+          <w:p>
+            <w:r>
+              <w:t>Onboarding y diseño</w:t>
+            </w:r>
+          </w:p>
+        </w:tc>
+        <w:tc>
+          <w:tcPr>
+            <w:tcW w:w="1500" w:type="dxa"/>
+          </w:tcPr>
+          <w:p>
+            <w:r>
+              <w:t>Sep 16 – Sep 30, 2025</w:t>
+            </w:r>
+          </w:p>
+        </w:tc>
+        <w:tc>
+          <w:tcPr>
+            <w:tcW w:w="1200" w:type="dxa"/>
+          </w:tcPr>
+          <w:p>
+            <w:r>
+              <w:t>Definición</w:t>
+            </w:r>
+          </w:p>
+          <w:p>
+            <w:r>
+              <w:t>y diseño</w:t>
+            </w:r>
+          </w:p>
+        </w:tc>
+        <w:tc>
+          <w:tcPr>
+            <w:tcW w:w="3200" w:type="dxa"/>
+          </w:tcPr>
+          <w:p>
+            <w:r>
+              <w:t>- Recepción del repositorio del Tech Leader y onboarding: problema, arquitectura, stakeholders y alcance del sistema.</w:t>
+            </w:r>
+          </w:p>
+          <w:p>
+            <w:r>
+              <w:t>- Identificación de la brecha: contenido generado y validado, pero sin plataforma que guíe al usuario a lo largo del proceso IPES.</w:t>
+            </w:r>
+          </w:p>
+          <w:p>
+            <w:r>
+              <w:t>- Diseño inicial del frontend con flujo paso a paso (sílabo + kickoff como inputs).</w:t>
+            </w:r>
+          </w:p>
+          <w:p>
+            <w:r>
+              <w:t>- Revisión de la arquitectura existente: LangGraph, FastAPI, agentes LLM.</w:t>
+            </w:r>
+          </w:p>
+          <w:p>
+            <w:r>
+              <w:t>- Feedback del Tech Leader: priorizar implementación de agentes antes del frontend.</w:t>
+            </w:r>
+          </w:p>
+        </w:tc>
+        <w:tc>
+          <w:tcPr>
+            <w:tcW w:w="1500" w:type="dxa"/>
+          </w:tcPr>
+          <w:p>
+            <w:r>
+              <w:t>Comprensión del sistema heredado; plan de implementación por casos de uso</w:t>
+            </w:r>
+          </w:p>
+        </w:tc>
+      </w:tr>
+      <w:tr>
+        <w:tc>
+          <w:tcPr>
+            <w:tcW w:w="1600" w:type="dxa"/>
+          </w:tcPr>
+          <w:p>
+            <w:r>
+              <w:t>Sprint 1</w:t>
+            </w:r>
+          </w:p>
+          <w:p>
+            <w:r>
+              <w:t>Implementación CU1–CU3</w:t>
+            </w:r>
+          </w:p>
+        </w:tc>
+        <w:tc>
+          <w:tcPr>
+            <w:tcW w:w="1500" w:type="dxa"/>
+          </w:tcPr>
+          <w:p>
+            <w:r>
+              <w:t>Oct 1 – Oct 31, 2025</w:t>
+            </w:r>
+          </w:p>
+        </w:tc>
+        <w:tc>
+          <w:tcPr>
+            <w:tcW w:w="1200" w:type="dxa"/>
+          </w:tcPr>
+          <w:p>
+            <w:r>
+              <w:t>Implementación</w:t>
+            </w:r>
+          </w:p>
+        </w:tc>
+        <w:tc>
+          <w:tcPr>
+            <w:tcW w:w="3200" w:type="dxa"/>
+          </w:tcPr>
+          <w:p>
+            <w:r>
+              <w:t>- CU1: Carga de archivos de entrada (sílabo .xlsx + kickoff .docx).</w:t>
+            </w:r>
+          </w:p>
+          <w:p>
+            <w:r>
+              <w:t>- CU2: Parsing de documentos → estructura JSON.</w:t>
+            </w:r>
+          </w:p>
+          <w:p>
+            <w:r>
+              <w:t>- Tech Leader implementa CourseSchemaAgent → genera EsquemaCurso (1.º output).</w:t>
+            </w:r>
+          </w:p>
+          <w:p>
+            <w:r>
+              <w:t>- CU3: Exportación de EsquemaCurso + EsquemaActividades a Excel.</w:t>
+            </w:r>
+          </w:p>
+          <w:p>
+            <w:r>
+              <w:t>- Ciclos de corrección, depuración y ajustes de integración.</w:t>
+            </w:r>
+          </w:p>
+        </w:tc>
+        <w:tc>
+          <w:tcPr>
+            <w:tcW w:w="1500" w:type="dxa"/>
+          </w:tcPr>
+          <w:p>
+            <w:r>
+              <w:t>CU1, CU2 y CU3 funcionales;</w:t>
+            </w:r>
+          </w:p>
+          <w:p>
+            <w:r>
+              <w:t>EsquemaCurso generado como primer output del sistema</w:t>
+            </w:r>
+          </w:p>
+        </w:tc>
+      </w:tr>
+      <w:tr>
+        <w:tc>
+          <w:tcPr>
+            <w:tcW w:w="1600" w:type="dxa"/>
+          </w:tcPr>
+          <w:p>
+            <w:r>
+              <w:t>Sprint 2</w:t>
+            </w:r>
+          </w:p>
+          <w:p>
+            <w:r>
+              <w:t>Implementación CU4 (IPES)</w:t>
+            </w:r>
+          </w:p>
+        </w:tc>
+        <w:tc>
+          <w:tcPr>
+            <w:tcW w:w="1500" w:type="dxa"/>
+          </w:tcPr>
+          <w:p>
+            <w:r>
+              <w:t>Nov 1 – Nov 30, 2025</w:t>
+            </w:r>
+          </w:p>
+        </w:tc>
+        <w:tc>
+          <w:tcPr>
+            <w:tcW w:w="1200" w:type="dxa"/>
+          </w:tcPr>
+          <w:p>
+            <w:r>
+              <w:t>Implementación</w:t>
+            </w:r>
+          </w:p>
+        </w:tc>
+        <w:tc>
+          <w:tcPr>
+            <w:tcW w:w="3200" w:type="dxa"/>
+          </w:tcPr>
+          <w:p>
+            <w:r>
+              <w:t>- CU4: Implementación del IpesAgent (Introducción, Presentaciones y Ejercicios por semana).</w:t>
+            </w:r>
+          </w:p>
+          <w:p>
+            <w:r>
+              <w:t>- Integración del pipeline completo: Diseño → Generación IPES.</w:t>
+            </w:r>
+          </w:p>
+          <w:p>
+            <w:r>
+              <w:t>- Pruebas con sílabos y kickoffs reales.</w:t>
+            </w:r>
+          </w:p>
+          <w:p>
+            <w:r>
+              <w:t>- Ciclos intensivos de depuración y corrección del flujo extremo a extremo.</w:t>
+            </w:r>
+          </w:p>
+        </w:tc>
+        <w:tc>
+          <w:tcPr>
+            <w:tcW w:w="1500" w:type="dxa"/>
+          </w:tcPr>
+          <w:p>
+            <w:r>
+              <w:t>Pipeline completo funcional;</w:t>
+            </w:r>
+          </w:p>
+          <w:p>
+            <w:r>
+              <w:t>CU4 (IpesAgent) operativo para las 18 semanas</w:t>
+            </w:r>
+          </w:p>
+        </w:tc>
+      </w:tr>
+      <w:tr>
+        <w:tc>
+          <w:tcPr>
+            <w:tcW w:w="1600" w:type="dxa"/>
+          </w:tcPr>
+          <w:p>
+            <w:r>
+              <w:t>Sprint 3</w:t>
+            </w:r>
+          </w:p>
+          <w:p>
+            <w:r>
+              <w:t>Estabilización y validación</w:t>
+            </w:r>
+          </w:p>
+        </w:tc>
+        <w:tc>
+          <w:tcPr>
+            <w:tcW w:w="1500" w:type="dxa"/>
+          </w:tcPr>
+          <w:p>
+            <w:r>
+              <w:t>Dic 1 – Dic 31, 2025</w:t>
+            </w:r>
+          </w:p>
+        </w:tc>
+        <w:tc>
+          <w:tcPr>
+            <w:tcW w:w="1200" w:type="dxa"/>
+          </w:tcPr>
+          <w:p>
+            <w:r>
+              <w:t>Corrección,</w:t>
+            </w:r>
+          </w:p>
+          <w:p>
+            <w:r>
+              <w:t>cierre y</w:t>
+            </w:r>
+          </w:p>
+          <w:p>
+            <w:r>
+              <w:t>validación</w:t>
+            </w:r>
+          </w:p>
+        </w:tc>
+        <w:tc>
+          <w:tcPr>
+            <w:tcW w:w="3200" w:type="dxa"/>
+          </w:tcPr>
+          <w:p>
+            <w:r>
+              <w:t>- Ciclo intensivo de correcciones y debugging del sistema.</w:t>
+            </w:r>
+          </w:p>
+          <w:p>
+            <w:r>
+              <w:t>- Pruebas del pipeline completo con múltiples cursos reales.</w:t>
+            </w:r>
+          </w:p>
+          <w:p>
+            <w:r>
+              <w:t>- Estabilización del sistema Experto Temático v1.</w:t>
+            </w:r>
+          </w:p>
+          <w:p>
+            <w:r>
+              <w:t>- 15 dic: Demo con coordinadora DAV (Dirección Académica Virtual): presentó interés en la generación IPES y en el flujo paso a paso de la plataforma; solicitó auth, roles y gestión de usuarios para escalamiento.</w:t>
+            </w:r>
+          </w:p>
+          <w:p>
+            <w:r>
+              <w:t>- Vacaciones de fin de año (15 dic – 3 ene).</w:t>
+            </w:r>
+          </w:p>
+        </w:tc>
+        <w:tc>
+          <w:tcPr>
+            <w:tcW w:w="1500" w:type="dxa"/>
+          </w:tcPr>
+          <w:p>
+            <w:r>
+              <w:t>Sistema v1 estabilizado;</w:t>
+            </w:r>
+          </w:p>
+          <w:p>
+            <w:r>
+              <w:t>validación con stakeholder DAV realizada</w:t>
+            </w:r>
+          </w:p>
+        </w:tc>
+      </w:tr>
+      <w:tr>
+        <w:tc>
+          <w:tcPr>
+            <w:tcW w:w="1600" w:type="dxa"/>
+          </w:tcPr>
+          <w:p>
+            <w:r>
+              <w:t>Sprint 4</w:t>
+            </w:r>
+          </w:p>
+          <w:p>
+            <w:r>
+              <w:t>Pulido con LXD</w:t>
+            </w:r>
+          </w:p>
+        </w:tc>
+        <w:tc>
+          <w:tcPr>
+            <w:tcW w:w="1500" w:type="dxa"/>
+          </w:tcPr>
+          <w:p>
+            <w:r>
+              <w:t>Ene 4 – Feb 28, 2026</w:t>
+            </w:r>
+          </w:p>
+        </w:tc>
+        <w:tc>
+          <w:tcPr>
+            <w:tcW w:w="1200" w:type="dxa"/>
+          </w:tcPr>
+          <w:p>
+            <w:r>
+              <w:t>Optimización</w:t>
+            </w:r>
+          </w:p>
+          <w:p>
+            <w:r>
+              <w:t>y validación</w:t>
+            </w:r>
+          </w:p>
+          <w:p>
+            <w:r>
+              <w:t>LXD</w:t>
+            </w:r>
+          </w:p>
+        </w:tc>
+        <w:tc>
+          <w:tcPr>
+            <w:tcW w:w="3200" w:type="dxa"/>
+          </w:tcPr>
+          <w:p>
+            <w:r>
+              <w:t>- Retomada el 4 de enero; inicio de colaboración con coordinadora LXD.</w:t>
+            </w:r>
+          </w:p>
+          <w:p>
+            <w:r>
+              <w:t>- 3–4 reuniones de revisión: ajuste de reglas y criterios didácticos de calidad.</w:t>
+            </w:r>
+          </w:p>
+          <w:p>
+            <w:r>
+              <w:t>- Refinamiento de prompts de IpesAgent y ContentGenerationAgent según criterios LXD.</w:t>
+            </w:r>
+          </w:p>
+          <w:p>
+            <w:r>
+              <w:t>- Pruebas con cursos de distintas áreas y ciclos de refinamiento.</w:t>
+            </w:r>
+          </w:p>
+          <w:p>
+            <w:r>
+              <w:t>- Mid-feb: jefe directo indica preparar paquete del proyecto para presentación a gerencia; proyecto queda en espera.</w:t>
+            </w:r>
+          </w:p>
+        </w:tc>
+        <w:tc>
+          <w:tcPr>
+            <w:tcW w:w="1500" w:type="dxa"/>
+          </w:tcPr>
+          <w:p>
+            <w:r>
+              <w:t>IPES alineado a estándares LXD;</w:t>
+            </w:r>
+          </w:p>
+          <w:p>
+            <w:r>
+              <w:t>paquete preparado para escalamiento gerencial</w:t>
+            </w:r>
+          </w:p>
+        </w:tc>
+      </w:tr>
+      <w:tr>
+        <w:tc>
+          <w:tcPr>
+            <w:tcW w:w="1600" w:type="dxa"/>
+          </w:tcPr>
+          <w:p>
+            <w:r>
+              <w:t>Sprint 5</w:t>
+            </w:r>
+          </w:p>
+          <w:p>
+            <w:r>
+              <w:t>CU5: Generación de contenido</w:t>
+            </w:r>
+          </w:p>
+        </w:tc>
+        <w:tc>
+          <w:tcPr>
+            <w:tcW w:w="1500" w:type="dxa"/>
+          </w:tcPr>
+          <w:p>
+            <w:r>
+              <w:t>Mar 1 – Mar 31, 2026</w:t>
+            </w:r>
+          </w:p>
+        </w:tc>
+        <w:tc>
+          <w:tcPr>
+            <w:tcW w:w="1200" w:type="dxa"/>
+          </w:tcPr>
+          <w:p>
+            <w:r>
+              <w:t>Implementación</w:t>
+            </w:r>
+          </w:p>
+          <w:p>
+            <w:r>
+              <w:t>y validación</w:t>
+            </w:r>
+          </w:p>
+          <w:p>
+            <w:r>
+              <w:t>contenido</w:t>
+            </w:r>
+          </w:p>
+        </w:tc>
+        <w:tc>
+          <w:tcPr>
+            <w:tcW w:w="3200" w:type="dxa"/>
+          </w:tcPr>
+          <w:p>
+            <w:r>
+              <w:t>- Mid-mar: reunión con jefe: revisión del estado del proyecto; IPES validado, plataforma implementada, pero generación de contenido pendiente.</w:t>
+            </w:r>
+          </w:p>
+          <w:p>
+            <w:r>
+              <w:t>- Tarea asignada: implementar CU5 Generación de Contenido; completado en 1 semana.</w:t>
+            </w:r>
+          </w:p>
+          <w:p>
+            <w:r>
+              <w:t>- Segunda quincena: validación con docentes revisores — contenido valorado como interesante con observaciones menores.</w:t>
+            </w:r>
+          </w:p>
+          <w:p>
+            <w:r>
+              <w:t>- Continuación del pulido de IPES y contenido.</w:t>
+            </w:r>
+          </w:p>
+        </w:tc>
+        <w:tc>
+          <w:tcPr>
+            <w:tcW w:w="1500" w:type="dxa"/>
+          </w:tcPr>
+          <w:p>
+            <w:r>
+              <w:t>CU5 (ContentGenerationAgent) implementado y validado con docentes revisores</w:t>
+            </w:r>
+          </w:p>
+        </w:tc>
+      </w:tr>
+      <w:tr>
+        <w:tc>
+          <w:tcPr>
+            <w:tcW w:w="1600" w:type="dxa"/>
+          </w:tcPr>
+          <w:p>
+            <w:r>
+              <w:t>Sprint 6</w:t>
+            </w:r>
+          </w:p>
+          <w:p>
+            <w:r>
+              <w:t>Validación ejecutiva</w:t>
+            </w:r>
+          </w:p>
+          <w:p>
+            <w:r>
+              <w:t>y CU6–CU7</w:t>
+            </w:r>
+          </w:p>
+        </w:tc>
+        <w:tc>
+          <w:tcPr>
+            <w:tcW w:w="1500" w:type="dxa"/>
+          </w:tcPr>
+          <w:p>
+            <w:r>
+              <w:t>Abr 1 – Abr 15, 2026</w:t>
+            </w:r>
+          </w:p>
+        </w:tc>
+        <w:tc>
+          <w:tcPr>
+            <w:tcW w:w="1200" w:type="dxa"/>
+          </w:tcPr>
+          <w:p>
+            <w:r>
+              <w:t>Validación</w:t>
+            </w:r>
+          </w:p>
+          <w:p>
+            <w:r>
+              <w:t>executiva</w:t>
+            </w:r>
+          </w:p>
+          <w:p>
+            <w:r>
+              <w:t>(en curso)</w:t>
+            </w:r>
+          </w:p>
+        </w:tc>
+        <w:tc>
+          <w:tcPr>
+            <w:tcW w:w="3200" w:type="dxa"/>
+          </w:tcPr>
+          <w:p>
+            <w:r>
+              <w:t>- Pulido continuo de IPES y generación de contenido.</w:t>
+            </w:r>
+          </w:p>
+          <w:p>
+            <w:r>
+              <w:t>- Lun 13 abr: presentación informal del proyecto por el PO ante directivos y CEO; propuesta bien recibida.</w:t>
+            </w:r>
+          </w:p>
+          <w:p>
+            <w:r>
+              <w:t>- Últimas validaciones en curso con usuarios clave.</w:t>
+            </w:r>
+          </w:p>
+          <w:p>
+            <w:r>
+              <w:t>- Implementación de CU6 (Agregar Referencias al contenido) y CU7 (Generación de Consignas).</w:t>
+            </w:r>
+          </w:p>
+          <w:p>
+            <w:r>
+              <w:t>- Elaboración del Project Charter y Capítulo 1 del trabajo de suficiencia.</w:t>
+            </w:r>
+          </w:p>
+        </w:tc>
+        <w:tc>
+          <w:tcPr>
+            <w:tcW w:w="1500" w:type="dxa"/>
+          </w:tcPr>
+          <w:p>
+            <w:r>
+              <w:t>Presentación ejecutiva realizada;</w:t>
+            </w:r>
+          </w:p>
+          <w:p>
+            <w:r>
+              <w:t>CU6 y CU7 en implementación</w:t>
+            </w:r>
+          </w:p>
+        </w:tc>
+      </w:tr>
+    </w:tbl>
+    <w:p>
+      <w:r>
+        <w:rPr/>
+        <w:t/>
+      </w:r>
+    </w:p>
+    <w:p>
+      <w:r>
+        <w:rPr>
+          <w:b/>
+        </w:rPr>
+        <w:t>Cronograma de titulación (May 2026 – Oct 2026) – Planificado</w:t>
       </w:r>
     </w:p>
     <w:tbl>
